--- a/templ/urist3/Опись имущества.docx
+++ b/templ/urist3/Опись имущества.docx
@@ -507,7 +507,6 @@
               </w:rPr>
               <w:t>{{</w:t>
             </w:r>
-            <w:proofErr w:type="spellStart"/>
             <w:r>
               <w:rPr>
                 <w:sz w:val="24"/>
@@ -515,7 +514,6 @@
               </w:rPr>
               <w:t>Прежние_имена_фамилия_отчества</w:t>
             </w:r>
-            <w:proofErr w:type="spellEnd"/>
             <w:r>
               <w:rPr>
                 <w:sz w:val="24"/>
@@ -614,7 +612,6 @@
               </w:rPr>
               <w:t>{{</w:t>
             </w:r>
-            <w:proofErr w:type="spellStart"/>
             <w:r>
               <w:rPr>
                 <w:sz w:val="24"/>
@@ -622,7 +619,6 @@
               </w:rPr>
               <w:t>Дата_рождения</w:t>
             </w:r>
-            <w:proofErr w:type="spellEnd"/>
             <w:r>
               <w:rPr>
                 <w:sz w:val="24"/>
@@ -721,7 +717,6 @@
               </w:rPr>
               <w:t>{{</w:t>
             </w:r>
-            <w:proofErr w:type="spellStart"/>
             <w:r>
               <w:rPr>
                 <w:sz w:val="24"/>
@@ -729,7 +724,6 @@
               </w:rPr>
               <w:t>Место_рождения</w:t>
             </w:r>
-            <w:proofErr w:type="spellEnd"/>
             <w:r>
               <w:rPr>
                 <w:sz w:val="24"/>
@@ -828,7 +822,6 @@
               </w:rPr>
               <w:t>{{</w:t>
             </w:r>
-            <w:proofErr w:type="spellStart"/>
             <w:r>
               <w:rPr>
                 <w:sz w:val="24"/>
@@ -843,7 +836,6 @@
               </w:rPr>
               <w:t>нилс</w:t>
             </w:r>
-            <w:proofErr w:type="spellEnd"/>
             <w:r>
               <w:rPr>
                 <w:sz w:val="24"/>
@@ -942,7 +934,6 @@
               </w:rPr>
               <w:t>{{</w:t>
             </w:r>
-            <w:proofErr w:type="spellStart"/>
             <w:r>
               <w:rPr>
                 <w:sz w:val="24"/>
@@ -957,7 +948,6 @@
               </w:rPr>
               <w:t>нн</w:t>
             </w:r>
-            <w:proofErr w:type="spellEnd"/>
             <w:r>
               <w:rPr>
                 <w:sz w:val="24"/>
@@ -1177,23 +1167,7 @@
                 <w:sz w:val="24"/>
                 <w:szCs w:val="24"/>
               </w:rPr>
-              <w:t>{{</w:t>
-            </w:r>
-            <w:proofErr w:type="spellStart"/>
-            <w:r>
-              <w:rPr>
-                <w:sz w:val="24"/>
-                <w:szCs w:val="24"/>
-              </w:rPr>
-              <w:t>Серия_и_номер_пас</w:t>
-            </w:r>
-            <w:proofErr w:type="spellEnd"/>
-            <w:r>
-              <w:rPr>
-                <w:sz w:val="24"/>
-                <w:szCs w:val="24"/>
-              </w:rPr>
-              <w:t>}}</w:t>
+              <w:t>{{Серия_и_номер_пас}}</w:t>
             </w:r>
           </w:p>
         </w:tc>
@@ -1320,7 +1294,6 @@
               </w:rPr>
               <w:t>{{</w:t>
             </w:r>
-            <w:proofErr w:type="spellStart"/>
             <w:r>
               <w:rPr>
                 <w:sz w:val="24"/>
@@ -1328,7 +1301,6 @@
               </w:rPr>
               <w:t>Субъект_прописка</w:t>
             </w:r>
-            <w:proofErr w:type="spellEnd"/>
             <w:r>
               <w:rPr>
                 <w:sz w:val="24"/>
@@ -1427,7 +1399,6 @@
               </w:rPr>
               <w:t>{{</w:t>
             </w:r>
-            <w:proofErr w:type="spellStart"/>
             <w:r>
               <w:rPr>
                 <w:sz w:val="24"/>
@@ -1435,7 +1406,6 @@
               </w:rPr>
               <w:t>Район_прописка</w:t>
             </w:r>
-            <w:proofErr w:type="spellEnd"/>
             <w:r>
               <w:rPr>
                 <w:sz w:val="24"/>
@@ -1534,7 +1504,6 @@
               </w:rPr>
               <w:t>{{</w:t>
             </w:r>
-            <w:proofErr w:type="spellStart"/>
             <w:r>
               <w:rPr>
                 <w:sz w:val="24"/>
@@ -1542,7 +1511,6 @@
               </w:rPr>
               <w:t>Города_прописка</w:t>
             </w:r>
-            <w:proofErr w:type="spellEnd"/>
             <w:r>
               <w:rPr>
                 <w:sz w:val="24"/>
@@ -1641,7 +1609,6 @@
               </w:rPr>
               <w:t>{{</w:t>
             </w:r>
-            <w:proofErr w:type="spellStart"/>
             <w:r>
               <w:rPr>
                 <w:sz w:val="24"/>
@@ -1649,7 +1616,6 @@
               </w:rPr>
               <w:t>Населенный_пункт_прописка</w:t>
             </w:r>
-            <w:proofErr w:type="spellEnd"/>
             <w:r>
               <w:rPr>
                 <w:sz w:val="24"/>
@@ -1756,7 +1722,6 @@
               </w:rPr>
               <w:t>{{</w:t>
             </w:r>
-            <w:proofErr w:type="spellStart"/>
             <w:r>
               <w:rPr>
                 <w:sz w:val="24"/>
@@ -1764,7 +1729,6 @@
               </w:rPr>
               <w:t>Улица_прописка</w:t>
             </w:r>
-            <w:proofErr w:type="spellEnd"/>
             <w:r>
               <w:rPr>
                 <w:sz w:val="24"/>
@@ -1863,7 +1827,6 @@
               </w:rPr>
               <w:t>{{</w:t>
             </w:r>
-            <w:proofErr w:type="spellStart"/>
             <w:r>
               <w:rPr>
                 <w:sz w:val="24"/>
@@ -1871,7 +1834,6 @@
               </w:rPr>
               <w:t>Номер_дома_прописка</w:t>
             </w:r>
-            <w:proofErr w:type="spellEnd"/>
             <w:r>
               <w:rPr>
                 <w:sz w:val="24"/>
@@ -1970,7 +1932,6 @@
               </w:rPr>
               <w:t>{{</w:t>
             </w:r>
-            <w:proofErr w:type="spellStart"/>
             <w:r>
               <w:rPr>
                 <w:sz w:val="24"/>
@@ -1978,7 +1939,6 @@
               </w:rPr>
               <w:t>Номер_корпуса_прописка</w:t>
             </w:r>
-            <w:proofErr w:type="spellEnd"/>
             <w:r>
               <w:rPr>
                 <w:sz w:val="24"/>
@@ -2077,7 +2037,6 @@
               </w:rPr>
               <w:t>{{</w:t>
             </w:r>
-            <w:proofErr w:type="spellStart"/>
             <w:r>
               <w:rPr>
                 <w:sz w:val="24"/>
@@ -2085,7 +2044,6 @@
               </w:rPr>
               <w:t>Номер_квартиры_прописка</w:t>
             </w:r>
-            <w:proofErr w:type="spellEnd"/>
             <w:r>
               <w:rPr>
                 <w:sz w:val="24"/>
@@ -2502,71 +2460,7 @@
                 <w:sz w:val="24"/>
                 <w:szCs w:val="24"/>
               </w:rPr>
-              <w:t>{%</w:t>
-            </w:r>
-            <w:proofErr w:type="spellStart"/>
-            <w:r>
-              <w:rPr>
-                <w:sz w:val="24"/>
-                <w:szCs w:val="24"/>
-              </w:rPr>
-              <w:t>tr</w:t>
-            </w:r>
-            <w:proofErr w:type="spellEnd"/>
-            <w:r>
-              <w:rPr>
-                <w:sz w:val="24"/>
-                <w:szCs w:val="24"/>
-              </w:rPr>
-              <w:t xml:space="preserve"> </w:t>
-            </w:r>
-            <w:proofErr w:type="spellStart"/>
-            <w:r>
-              <w:rPr>
-                <w:sz w:val="24"/>
-                <w:szCs w:val="24"/>
-              </w:rPr>
-              <w:t>for</w:t>
-            </w:r>
-            <w:proofErr w:type="spellEnd"/>
-            <w:r>
-              <w:rPr>
-                <w:sz w:val="24"/>
-                <w:szCs w:val="24"/>
-              </w:rPr>
-              <w:t xml:space="preserve"> участок </w:t>
-            </w:r>
-            <w:proofErr w:type="spellStart"/>
-            <w:r>
-              <w:rPr>
-                <w:sz w:val="24"/>
-                <w:szCs w:val="24"/>
-              </w:rPr>
-              <w:t>in</w:t>
-            </w:r>
-            <w:proofErr w:type="spellEnd"/>
-            <w:r>
-              <w:rPr>
-                <w:sz w:val="24"/>
-                <w:szCs w:val="24"/>
-              </w:rPr>
-              <w:t xml:space="preserve"> </w:t>
-            </w:r>
-            <w:proofErr w:type="spellStart"/>
-            <w:r>
-              <w:rPr>
-                <w:sz w:val="24"/>
-                <w:szCs w:val="24"/>
-              </w:rPr>
-              <w:t>земельные_участки</w:t>
-            </w:r>
-            <w:proofErr w:type="spellEnd"/>
-            <w:r>
-              <w:rPr>
-                <w:sz w:val="24"/>
-                <w:szCs w:val="24"/>
-              </w:rPr>
-              <w:t xml:space="preserve"> %}</w:t>
+              <w:t>{%tr for участок in земельные_участки %}</w:t>
             </w:r>
           </w:p>
         </w:tc>
@@ -2682,7 +2576,7 @@
                 <w:sz w:val="24"/>
                 <w:szCs w:val="24"/>
               </w:rPr>
-              <w:t>1.1</w:t>
+              <w:t>{% vm %}1.1</w:t>
             </w:r>
           </w:p>
         </w:tc>
@@ -2692,10 +2586,10 @@
             <w:tcBorders>
               <w:bottom w:val="single" w:sz="4" w:space="0" w:color="auto"/>
             </w:tcBorders>
-            <w:vAlign w:val="bottom"/>
-          </w:tcPr>
-          <w:p>
-            <w:pPr>
+          </w:tcPr>
+          <w:p>
+            <w:pPr>
+              <w:spacing w:line="256" w:lineRule="auto"/>
               <w:ind w:left="57"/>
               <w:rPr>
                 <w:sz w:val="24"/>
@@ -2707,7 +2601,7 @@
                 <w:sz w:val="24"/>
                 <w:szCs w:val="24"/>
               </w:rPr>
-              <w:t>Земельные участки </w:t>
+              <w:t>{% vm %}Земельные участки </w:t>
             </w:r>
             <w:r>
               <w:rPr>
@@ -2731,221 +2625,139 @@
               <w:rPr>
                 <w:sz w:val="24"/>
                 <w:szCs w:val="24"/>
-                <w:lang w:val="en-US"/>
-              </w:rPr>
-            </w:pPr>
-            <w:r>
-              <w:rPr>
-                <w:sz w:val="24"/>
-                <w:szCs w:val="24"/>
-                <w:lang w:val="en-US"/>
-              </w:rPr>
-              <w:t>1)</w:t>
-            </w:r>
-          </w:p>
-        </w:tc>
-        <w:tc>
-          <w:tcPr>
-            <w:tcW w:w="1474" w:type="dxa"/>
-            <w:tcBorders>
-              <w:bottom w:val="single" w:sz="4" w:space="0" w:color="auto"/>
-            </w:tcBorders>
-            <w:vAlign w:val="center"/>
-          </w:tcPr>
-          <w:p>
-            <w:pPr>
-              <w:jc w:val="center"/>
-              <w:rPr>
-                <w:sz w:val="24"/>
-                <w:szCs w:val="24"/>
-              </w:rPr>
-            </w:pPr>
-            <w:r>
-              <w:rPr>
-                <w:sz w:val="24"/>
-                <w:szCs w:val="24"/>
-              </w:rPr>
-              <w:t>{{</w:t>
-            </w:r>
-            <w:proofErr w:type="spellStart"/>
-            <w:r>
-              <w:rPr>
-                <w:sz w:val="24"/>
-                <w:szCs w:val="24"/>
-              </w:rPr>
-              <w:t>участок.Вид_собственности</w:t>
-            </w:r>
-            <w:proofErr w:type="spellEnd"/>
-            <w:r>
-              <w:rPr>
-                <w:sz w:val="24"/>
-                <w:szCs w:val="24"/>
-              </w:rPr>
-              <w:t>}}</w:t>
-            </w:r>
-          </w:p>
-        </w:tc>
-        <w:tc>
-          <w:tcPr>
-            <w:tcW w:w="1474" w:type="dxa"/>
-            <w:tcBorders>
-              <w:bottom w:val="single" w:sz="4" w:space="0" w:color="auto"/>
-            </w:tcBorders>
-            <w:vAlign w:val="center"/>
-          </w:tcPr>
-          <w:p>
-            <w:pPr>
-              <w:jc w:val="center"/>
-              <w:rPr>
-                <w:sz w:val="24"/>
-                <w:szCs w:val="24"/>
-              </w:rPr>
-            </w:pPr>
-            <w:r>
-              <w:rPr>
-                <w:sz w:val="24"/>
-                <w:szCs w:val="24"/>
-              </w:rPr>
-              <w:t>{{</w:t>
-            </w:r>
-            <w:proofErr w:type="spellStart"/>
-            <w:r>
-              <w:rPr>
-                <w:sz w:val="24"/>
-                <w:szCs w:val="24"/>
-              </w:rPr>
-              <w:t>участок.Местонахождение_адрес</w:t>
-            </w:r>
-            <w:proofErr w:type="spellEnd"/>
-            <w:r>
-              <w:rPr>
-                <w:sz w:val="24"/>
-                <w:szCs w:val="24"/>
-              </w:rPr>
-              <w:t>}}</w:t>
-            </w:r>
-          </w:p>
-        </w:tc>
-        <w:tc>
-          <w:tcPr>
-            <w:tcW w:w="1474" w:type="dxa"/>
-            <w:tcBorders>
-              <w:bottom w:val="single" w:sz="4" w:space="0" w:color="auto"/>
-            </w:tcBorders>
-            <w:vAlign w:val="center"/>
-          </w:tcPr>
-          <w:p>
-            <w:pPr>
-              <w:jc w:val="center"/>
-              <w:rPr>
-                <w:sz w:val="24"/>
-                <w:szCs w:val="24"/>
-              </w:rPr>
-            </w:pPr>
-            <w:r>
-              <w:rPr>
-                <w:sz w:val="24"/>
-                <w:szCs w:val="24"/>
-              </w:rPr>
-              <w:t>{{</w:t>
-            </w:r>
-            <w:proofErr w:type="spellStart"/>
-            <w:r>
-              <w:rPr>
-                <w:sz w:val="24"/>
-                <w:szCs w:val="24"/>
-              </w:rPr>
-              <w:t>участок.Площадь</w:t>
-            </w:r>
-            <w:proofErr w:type="spellEnd"/>
-            <w:r>
-              <w:rPr>
-                <w:sz w:val="24"/>
-                <w:szCs w:val="24"/>
-              </w:rPr>
-              <w:t>}}</w:t>
-            </w:r>
-          </w:p>
-        </w:tc>
-        <w:tc>
-          <w:tcPr>
-            <w:tcW w:w="1474" w:type="dxa"/>
-            <w:tcBorders>
-              <w:bottom w:val="single" w:sz="4" w:space="0" w:color="auto"/>
-            </w:tcBorders>
-            <w:vAlign w:val="center"/>
-          </w:tcPr>
-          <w:p>
-            <w:pPr>
-              <w:jc w:val="center"/>
-              <w:rPr>
-                <w:sz w:val="24"/>
-                <w:szCs w:val="24"/>
-              </w:rPr>
-            </w:pPr>
-            <w:r>
-              <w:rPr>
-                <w:sz w:val="24"/>
-                <w:szCs w:val="24"/>
-              </w:rPr>
-              <w:t>{{</w:t>
-            </w:r>
-            <w:proofErr w:type="spellStart"/>
-            <w:r>
-              <w:rPr>
-                <w:sz w:val="24"/>
-                <w:szCs w:val="24"/>
-              </w:rPr>
-              <w:t>участок.Основание_приобретения_и_стоимость</w:t>
-            </w:r>
-            <w:proofErr w:type="spellEnd"/>
-            <w:r>
-              <w:rPr>
-                <w:sz w:val="24"/>
-                <w:szCs w:val="24"/>
-              </w:rPr>
-              <w:t>}}</w:t>
-            </w:r>
-          </w:p>
-        </w:tc>
-        <w:tc>
-          <w:tcPr>
-            <w:tcW w:w="1474" w:type="dxa"/>
-            <w:tcBorders>
-              <w:bottom w:val="single" w:sz="4" w:space="0" w:color="auto"/>
-            </w:tcBorders>
-            <w:vAlign w:val="center"/>
-          </w:tcPr>
-          <w:p>
-            <w:pPr>
-              <w:jc w:val="center"/>
-              <w:rPr>
-                <w:sz w:val="24"/>
-                <w:szCs w:val="24"/>
-              </w:rPr>
-            </w:pPr>
-            <w:r>
-              <w:rPr>
-                <w:sz w:val="24"/>
-                <w:szCs w:val="24"/>
-              </w:rPr>
-              <w:t>{{</w:t>
-            </w:r>
-            <w:proofErr w:type="spellStart"/>
-            <w:r>
-              <w:rPr>
-                <w:sz w:val="24"/>
-                <w:szCs w:val="24"/>
-              </w:rPr>
-              <w:t>участок.Сведения_о_залоге_и_залогодержателе</w:t>
-            </w:r>
-            <w:proofErr w:type="spellEnd"/>
-            <w:r>
-              <w:rPr>
-                <w:sz w:val="24"/>
-                <w:szCs w:val="24"/>
-              </w:rPr>
-              <w:t>}}</w:t>
+              </w:rPr>
+            </w:pPr>
+            <w:r>
+              <w:rPr>
+                <w:sz w:val="24"/>
+                <w:szCs w:val="24"/>
+              </w:rPr>
+              <w:t>{{участок.Число}}</w:t>
+            </w:r>
+          </w:p>
+        </w:tc>
+        <w:tc>
+          <w:tcPr>
+            <w:tcW w:w="1474" w:type="dxa"/>
+            <w:tcBorders>
+              <w:bottom w:val="single" w:sz="4" w:space="0" w:color="auto"/>
+            </w:tcBorders>
+            <w:vAlign w:val="center"/>
+          </w:tcPr>
+          <w:p>
+            <w:pPr>
+              <w:jc w:val="center"/>
+              <w:rPr>
+                <w:sz w:val="24"/>
+                <w:szCs w:val="24"/>
+              </w:rPr>
+            </w:pPr>
+            <w:r>
+              <w:rPr>
+                <w:sz w:val="24"/>
+                <w:szCs w:val="24"/>
+              </w:rPr>
+              <w:t>{{участок.Вид_собственности}}</w:t>
+            </w:r>
+          </w:p>
+        </w:tc>
+        <w:tc>
+          <w:tcPr>
+            <w:tcW w:w="1474" w:type="dxa"/>
+            <w:tcBorders>
+              <w:bottom w:val="single" w:sz="4" w:space="0" w:color="auto"/>
+            </w:tcBorders>
+            <w:vAlign w:val="center"/>
+          </w:tcPr>
+          <w:p>
+            <w:pPr>
+              <w:jc w:val="center"/>
+              <w:rPr>
+                <w:sz w:val="24"/>
+                <w:szCs w:val="24"/>
+              </w:rPr>
+            </w:pPr>
+            <w:r>
+              <w:rPr>
+                <w:sz w:val="24"/>
+                <w:szCs w:val="24"/>
+              </w:rPr>
+              <w:t>{{участок.Местонахождение_адрес}}</w:t>
+            </w:r>
+          </w:p>
+        </w:tc>
+        <w:tc>
+          <w:tcPr>
+            <w:tcW w:w="1474" w:type="dxa"/>
+            <w:tcBorders>
+              <w:bottom w:val="single" w:sz="4" w:space="0" w:color="auto"/>
+            </w:tcBorders>
+            <w:vAlign w:val="center"/>
+          </w:tcPr>
+          <w:p>
+            <w:pPr>
+              <w:jc w:val="center"/>
+              <w:rPr>
+                <w:sz w:val="24"/>
+                <w:szCs w:val="24"/>
+              </w:rPr>
+            </w:pPr>
+            <w:r>
+              <w:rPr>
+                <w:sz w:val="24"/>
+                <w:szCs w:val="24"/>
+              </w:rPr>
+              <w:t>{{участок.Площадь}}</w:t>
+            </w:r>
+          </w:p>
+        </w:tc>
+        <w:tc>
+          <w:tcPr>
+            <w:tcW w:w="1474" w:type="dxa"/>
+            <w:tcBorders>
+              <w:bottom w:val="single" w:sz="4" w:space="0" w:color="auto"/>
+            </w:tcBorders>
+            <w:vAlign w:val="center"/>
+          </w:tcPr>
+          <w:p>
+            <w:pPr>
+              <w:jc w:val="center"/>
+              <w:rPr>
+                <w:sz w:val="24"/>
+                <w:szCs w:val="24"/>
+              </w:rPr>
+            </w:pPr>
+            <w:r>
+              <w:rPr>
+                <w:sz w:val="24"/>
+                <w:szCs w:val="24"/>
+              </w:rPr>
+              <w:t>{{участок.Основание_приобретения_и_стоимость}}</w:t>
+            </w:r>
+          </w:p>
+        </w:tc>
+        <w:tc>
+          <w:tcPr>
+            <w:tcW w:w="1474" w:type="dxa"/>
+            <w:tcBorders>
+              <w:bottom w:val="single" w:sz="4" w:space="0" w:color="auto"/>
+            </w:tcBorders>
+            <w:vAlign w:val="center"/>
+          </w:tcPr>
+          <w:p>
+            <w:pPr>
+              <w:jc w:val="center"/>
+              <w:rPr>
+                <w:sz w:val="24"/>
+                <w:szCs w:val="24"/>
+              </w:rPr>
+            </w:pPr>
+            <w:r>
+              <w:rPr>
+                <w:sz w:val="24"/>
+                <w:szCs w:val="24"/>
+              </w:rPr>
+              <w:t>{{участок.Сведения_о_залоге_и_залогодержателе}}</w:t>
             </w:r>
           </w:p>
         </w:tc>
@@ -2989,39 +2801,7 @@
                 <w:sz w:val="24"/>
                 <w:szCs w:val="24"/>
               </w:rPr>
-              <w:t>{%</w:t>
-            </w:r>
-            <w:proofErr w:type="spellStart"/>
-            <w:r>
-              <w:rPr>
-                <w:sz w:val="24"/>
-                <w:szCs w:val="24"/>
-              </w:rPr>
-              <w:t>tr</w:t>
-            </w:r>
-            <w:proofErr w:type="spellEnd"/>
-            <w:r>
-              <w:rPr>
-                <w:sz w:val="24"/>
-                <w:szCs w:val="24"/>
-              </w:rPr>
-              <w:t xml:space="preserve"> </w:t>
-            </w:r>
-            <w:proofErr w:type="spellStart"/>
-            <w:r>
-              <w:rPr>
-                <w:sz w:val="24"/>
-                <w:szCs w:val="24"/>
-              </w:rPr>
-              <w:t>endfor</w:t>
-            </w:r>
-            <w:proofErr w:type="spellEnd"/>
-            <w:r>
-              <w:rPr>
-                <w:sz w:val="24"/>
-                <w:szCs w:val="24"/>
-              </w:rPr>
-              <w:t xml:space="preserve"> %}</w:t>
+              <w:t>{%tr endfor %}</w:t>
             </w:r>
           </w:p>
         </w:tc>
@@ -3155,71 +2935,7 @@
                 <w:sz w:val="24"/>
                 <w:szCs w:val="24"/>
               </w:rPr>
-              <w:t>{%</w:t>
-            </w:r>
-            <w:proofErr w:type="spellStart"/>
-            <w:r>
-              <w:rPr>
-                <w:sz w:val="24"/>
-                <w:szCs w:val="24"/>
-              </w:rPr>
-              <w:t>tr</w:t>
-            </w:r>
-            <w:proofErr w:type="spellEnd"/>
-            <w:r>
-              <w:rPr>
-                <w:sz w:val="24"/>
-                <w:szCs w:val="24"/>
-              </w:rPr>
-              <w:t xml:space="preserve"> </w:t>
-            </w:r>
-            <w:proofErr w:type="spellStart"/>
-            <w:r>
-              <w:rPr>
-                <w:sz w:val="24"/>
-                <w:szCs w:val="24"/>
-              </w:rPr>
-              <w:t>for</w:t>
-            </w:r>
-            <w:proofErr w:type="spellEnd"/>
-            <w:r>
-              <w:rPr>
-                <w:sz w:val="24"/>
-                <w:szCs w:val="24"/>
-              </w:rPr>
-              <w:t xml:space="preserve"> дом </w:t>
-            </w:r>
-            <w:proofErr w:type="spellStart"/>
-            <w:r>
-              <w:rPr>
-                <w:sz w:val="24"/>
-                <w:szCs w:val="24"/>
-              </w:rPr>
-              <w:t>in</w:t>
-            </w:r>
-            <w:proofErr w:type="spellEnd"/>
-            <w:r>
-              <w:rPr>
-                <w:sz w:val="24"/>
-                <w:szCs w:val="24"/>
-              </w:rPr>
-              <w:t xml:space="preserve"> </w:t>
-            </w:r>
-            <w:proofErr w:type="spellStart"/>
-            <w:r>
-              <w:rPr>
-                <w:sz w:val="24"/>
-                <w:szCs w:val="24"/>
-              </w:rPr>
-              <w:t>жилые_дома</w:t>
-            </w:r>
-            <w:proofErr w:type="spellEnd"/>
-            <w:r>
-              <w:rPr>
-                <w:sz w:val="24"/>
-                <w:szCs w:val="24"/>
-              </w:rPr>
-              <w:t xml:space="preserve"> %}</w:t>
+              <w:t>{%tr for дом in жилые_дома %}</w:t>
             </w:r>
           </w:p>
         </w:tc>
@@ -3335,7 +3051,7 @@
                 <w:sz w:val="24"/>
                 <w:szCs w:val="24"/>
               </w:rPr>
-              <w:t>1.2</w:t>
+              <w:t>{% vm %}1.2</w:t>
             </w:r>
           </w:p>
         </w:tc>
@@ -3345,10 +3061,10 @@
             <w:tcBorders>
               <w:bottom w:val="single" w:sz="4" w:space="0" w:color="auto"/>
             </w:tcBorders>
-            <w:vAlign w:val="bottom"/>
-          </w:tcPr>
-          <w:p>
-            <w:pPr>
+          </w:tcPr>
+          <w:p>
+            <w:pPr>
+              <w:spacing w:line="256" w:lineRule="auto"/>
               <w:ind w:left="57"/>
               <w:rPr>
                 <w:sz w:val="24"/>
@@ -3360,7 +3076,7 @@
                 <w:sz w:val="24"/>
                 <w:szCs w:val="24"/>
               </w:rPr>
-              <w:t>Жилые дома, дачи:</w:t>
+              <w:t>{% vm %}Жилые дома, дачи:</w:t>
             </w:r>
           </w:p>
           <w:p>
@@ -3376,212 +3092,132 @@
                 <w:sz w:val="24"/>
                 <w:szCs w:val="24"/>
               </w:rPr>
-              <w:t>1)</w:t>
-            </w:r>
-          </w:p>
-        </w:tc>
-        <w:tc>
-          <w:tcPr>
-            <w:tcW w:w="1474" w:type="dxa"/>
-            <w:tcBorders>
-              <w:bottom w:val="single" w:sz="4" w:space="0" w:color="auto"/>
-            </w:tcBorders>
-            <w:vAlign w:val="center"/>
-          </w:tcPr>
-          <w:p>
-            <w:pPr>
-              <w:jc w:val="center"/>
-              <w:rPr>
-                <w:sz w:val="24"/>
-                <w:szCs w:val="24"/>
-              </w:rPr>
-            </w:pPr>
-            <w:r>
-              <w:rPr>
-                <w:sz w:val="24"/>
-                <w:szCs w:val="24"/>
-              </w:rPr>
-              <w:t>{{</w:t>
-            </w:r>
-            <w:proofErr w:type="spellStart"/>
-            <w:r>
-              <w:rPr>
-                <w:sz w:val="24"/>
-                <w:szCs w:val="24"/>
-              </w:rPr>
-              <w:t>дом.Вид_собственности</w:t>
-            </w:r>
-            <w:proofErr w:type="spellEnd"/>
-            <w:r>
-              <w:rPr>
-                <w:sz w:val="24"/>
-                <w:szCs w:val="24"/>
-              </w:rPr>
-              <w:t>}}</w:t>
-            </w:r>
-          </w:p>
-        </w:tc>
-        <w:tc>
-          <w:tcPr>
-            <w:tcW w:w="1474" w:type="dxa"/>
-            <w:tcBorders>
-              <w:bottom w:val="single" w:sz="4" w:space="0" w:color="auto"/>
-            </w:tcBorders>
-            <w:vAlign w:val="center"/>
-          </w:tcPr>
-          <w:p>
-            <w:pPr>
-              <w:jc w:val="center"/>
-              <w:rPr>
-                <w:sz w:val="24"/>
-                <w:szCs w:val="24"/>
-              </w:rPr>
-            </w:pPr>
-            <w:r>
-              <w:rPr>
-                <w:sz w:val="24"/>
-                <w:szCs w:val="24"/>
-              </w:rPr>
-              <w:t>{{</w:t>
-            </w:r>
-            <w:proofErr w:type="spellStart"/>
-            <w:r>
-              <w:rPr>
-                <w:sz w:val="24"/>
-                <w:szCs w:val="24"/>
-              </w:rPr>
-              <w:t>дом.Местонахождение_адрес</w:t>
-            </w:r>
-            <w:proofErr w:type="spellEnd"/>
-            <w:r>
-              <w:rPr>
-                <w:sz w:val="24"/>
-                <w:szCs w:val="24"/>
-              </w:rPr>
-              <w:t>}}</w:t>
-            </w:r>
-          </w:p>
-        </w:tc>
-        <w:tc>
-          <w:tcPr>
-            <w:tcW w:w="1474" w:type="dxa"/>
-            <w:tcBorders>
-              <w:bottom w:val="single" w:sz="4" w:space="0" w:color="auto"/>
-            </w:tcBorders>
-            <w:vAlign w:val="center"/>
-          </w:tcPr>
-          <w:p>
-            <w:pPr>
-              <w:jc w:val="center"/>
-              <w:rPr>
-                <w:sz w:val="24"/>
-                <w:szCs w:val="24"/>
-              </w:rPr>
-            </w:pPr>
-            <w:r>
-              <w:rPr>
-                <w:sz w:val="24"/>
-                <w:szCs w:val="24"/>
-              </w:rPr>
-              <w:t>{{</w:t>
-            </w:r>
-            <w:proofErr w:type="spellStart"/>
-            <w:r>
-              <w:rPr>
-                <w:sz w:val="24"/>
-                <w:szCs w:val="24"/>
-              </w:rPr>
-              <w:t>дом.Площадь</w:t>
-            </w:r>
-            <w:proofErr w:type="spellEnd"/>
-            <w:r>
-              <w:rPr>
-                <w:sz w:val="24"/>
-                <w:szCs w:val="24"/>
-              </w:rPr>
-              <w:t>}}</w:t>
-            </w:r>
-          </w:p>
-        </w:tc>
-        <w:tc>
-          <w:tcPr>
-            <w:tcW w:w="1474" w:type="dxa"/>
-            <w:tcBorders>
-              <w:bottom w:val="single" w:sz="4" w:space="0" w:color="auto"/>
-            </w:tcBorders>
-            <w:vAlign w:val="center"/>
-          </w:tcPr>
-          <w:p>
-            <w:pPr>
-              <w:jc w:val="center"/>
-              <w:rPr>
-                <w:sz w:val="24"/>
-                <w:szCs w:val="24"/>
-              </w:rPr>
-            </w:pPr>
-            <w:r>
-              <w:rPr>
-                <w:sz w:val="24"/>
-                <w:szCs w:val="24"/>
-              </w:rPr>
-              <w:t>{{</w:t>
-            </w:r>
-            <w:proofErr w:type="spellStart"/>
-            <w:r>
-              <w:rPr>
-                <w:sz w:val="24"/>
-                <w:szCs w:val="24"/>
-              </w:rPr>
-              <w:t>дом.Основание_приобретения_и_стоимость</w:t>
-            </w:r>
-            <w:proofErr w:type="spellEnd"/>
-            <w:r>
-              <w:rPr>
-                <w:sz w:val="24"/>
-                <w:szCs w:val="24"/>
-              </w:rPr>
-              <w:t>}}</w:t>
-            </w:r>
-          </w:p>
-        </w:tc>
-        <w:tc>
-          <w:tcPr>
-            <w:tcW w:w="1474" w:type="dxa"/>
-            <w:tcBorders>
-              <w:bottom w:val="single" w:sz="4" w:space="0" w:color="auto"/>
-            </w:tcBorders>
-            <w:vAlign w:val="center"/>
-          </w:tcPr>
-          <w:p>
-            <w:pPr>
-              <w:jc w:val="center"/>
-              <w:rPr>
-                <w:sz w:val="24"/>
-                <w:szCs w:val="24"/>
-              </w:rPr>
-            </w:pPr>
-            <w:r>
-              <w:rPr>
-                <w:sz w:val="24"/>
-                <w:szCs w:val="24"/>
-              </w:rPr>
-              <w:t>{{</w:t>
-            </w:r>
-            <w:proofErr w:type="spellStart"/>
-            <w:r>
-              <w:rPr>
-                <w:sz w:val="24"/>
-                <w:szCs w:val="24"/>
-              </w:rPr>
-              <w:t>дом.Сведения_о_залоге_и_залогодержателе</w:t>
-            </w:r>
-            <w:proofErr w:type="spellEnd"/>
-            <w:r>
-              <w:rPr>
-                <w:sz w:val="24"/>
-                <w:szCs w:val="24"/>
-              </w:rPr>
-              <w:t>}}</w:t>
+              <w:t>{{дом.Число}}</w:t>
+            </w:r>
+          </w:p>
+        </w:tc>
+        <w:tc>
+          <w:tcPr>
+            <w:tcW w:w="1474" w:type="dxa"/>
+            <w:tcBorders>
+              <w:bottom w:val="single" w:sz="4" w:space="0" w:color="auto"/>
+            </w:tcBorders>
+            <w:vAlign w:val="center"/>
+          </w:tcPr>
+          <w:p>
+            <w:pPr>
+              <w:jc w:val="center"/>
+              <w:rPr>
+                <w:sz w:val="24"/>
+                <w:szCs w:val="24"/>
+              </w:rPr>
+            </w:pPr>
+            <w:r>
+              <w:rPr>
+                <w:sz w:val="24"/>
+                <w:szCs w:val="24"/>
+              </w:rPr>
+              <w:t>{{дом.Вид_собственности}}</w:t>
+            </w:r>
+          </w:p>
+        </w:tc>
+        <w:tc>
+          <w:tcPr>
+            <w:tcW w:w="1474" w:type="dxa"/>
+            <w:tcBorders>
+              <w:bottom w:val="single" w:sz="4" w:space="0" w:color="auto"/>
+            </w:tcBorders>
+            <w:vAlign w:val="center"/>
+          </w:tcPr>
+          <w:p>
+            <w:pPr>
+              <w:jc w:val="center"/>
+              <w:rPr>
+                <w:sz w:val="24"/>
+                <w:szCs w:val="24"/>
+              </w:rPr>
+            </w:pPr>
+            <w:r>
+              <w:rPr>
+                <w:sz w:val="24"/>
+                <w:szCs w:val="24"/>
+              </w:rPr>
+              <w:t>{{дом.Местонахождение_адрес}}</w:t>
+            </w:r>
+          </w:p>
+        </w:tc>
+        <w:tc>
+          <w:tcPr>
+            <w:tcW w:w="1474" w:type="dxa"/>
+            <w:tcBorders>
+              <w:bottom w:val="single" w:sz="4" w:space="0" w:color="auto"/>
+            </w:tcBorders>
+            <w:vAlign w:val="center"/>
+          </w:tcPr>
+          <w:p>
+            <w:pPr>
+              <w:jc w:val="center"/>
+              <w:rPr>
+                <w:sz w:val="24"/>
+                <w:szCs w:val="24"/>
+              </w:rPr>
+            </w:pPr>
+            <w:r>
+              <w:rPr>
+                <w:sz w:val="24"/>
+                <w:szCs w:val="24"/>
+              </w:rPr>
+              <w:t>{{дом.Площадь}}</w:t>
+            </w:r>
+          </w:p>
+        </w:tc>
+        <w:tc>
+          <w:tcPr>
+            <w:tcW w:w="1474" w:type="dxa"/>
+            <w:tcBorders>
+              <w:bottom w:val="single" w:sz="4" w:space="0" w:color="auto"/>
+            </w:tcBorders>
+            <w:vAlign w:val="center"/>
+          </w:tcPr>
+          <w:p>
+            <w:pPr>
+              <w:jc w:val="center"/>
+              <w:rPr>
+                <w:sz w:val="24"/>
+                <w:szCs w:val="24"/>
+              </w:rPr>
+            </w:pPr>
+            <w:r>
+              <w:rPr>
+                <w:sz w:val="24"/>
+                <w:szCs w:val="24"/>
+              </w:rPr>
+              <w:t>{{дом.Основание_приобретения_и_стоимость}}</w:t>
+            </w:r>
+          </w:p>
+        </w:tc>
+        <w:tc>
+          <w:tcPr>
+            <w:tcW w:w="1474" w:type="dxa"/>
+            <w:tcBorders>
+              <w:bottom w:val="single" w:sz="4" w:space="0" w:color="auto"/>
+            </w:tcBorders>
+            <w:vAlign w:val="center"/>
+          </w:tcPr>
+          <w:p>
+            <w:pPr>
+              <w:jc w:val="center"/>
+              <w:rPr>
+                <w:sz w:val="24"/>
+                <w:szCs w:val="24"/>
+              </w:rPr>
+            </w:pPr>
+            <w:r>
+              <w:rPr>
+                <w:sz w:val="24"/>
+                <w:szCs w:val="24"/>
+              </w:rPr>
+              <w:t>{{дом.Сведения_о_залоге_и_залогодержателе}}</w:t>
             </w:r>
           </w:p>
         </w:tc>
@@ -3625,39 +3261,7 @@
                 <w:sz w:val="24"/>
                 <w:szCs w:val="24"/>
               </w:rPr>
-              <w:t>{%</w:t>
-            </w:r>
-            <w:proofErr w:type="spellStart"/>
-            <w:r>
-              <w:rPr>
-                <w:sz w:val="24"/>
-                <w:szCs w:val="24"/>
-              </w:rPr>
-              <w:t>tr</w:t>
-            </w:r>
-            <w:proofErr w:type="spellEnd"/>
-            <w:r>
-              <w:rPr>
-                <w:sz w:val="24"/>
-                <w:szCs w:val="24"/>
-              </w:rPr>
-              <w:t xml:space="preserve"> </w:t>
-            </w:r>
-            <w:proofErr w:type="spellStart"/>
-            <w:r>
-              <w:rPr>
-                <w:sz w:val="24"/>
-                <w:szCs w:val="24"/>
-              </w:rPr>
-              <w:t>endfor</w:t>
-            </w:r>
-            <w:proofErr w:type="spellEnd"/>
-            <w:r>
-              <w:rPr>
-                <w:sz w:val="24"/>
-                <w:szCs w:val="24"/>
-              </w:rPr>
-              <w:t xml:space="preserve"> %}</w:t>
+              <w:t>{%tr endfor %}</w:t>
             </w:r>
           </w:p>
         </w:tc>
@@ -3791,55 +3395,7 @@
                 <w:sz w:val="24"/>
                 <w:szCs w:val="24"/>
               </w:rPr>
-              <w:t>{%</w:t>
-            </w:r>
-            <w:proofErr w:type="spellStart"/>
-            <w:r>
-              <w:rPr>
-                <w:sz w:val="24"/>
-                <w:szCs w:val="24"/>
-              </w:rPr>
-              <w:t>tr</w:t>
-            </w:r>
-            <w:proofErr w:type="spellEnd"/>
-            <w:r>
-              <w:rPr>
-                <w:sz w:val="24"/>
-                <w:szCs w:val="24"/>
-              </w:rPr>
-              <w:t xml:space="preserve"> </w:t>
-            </w:r>
-            <w:proofErr w:type="spellStart"/>
-            <w:r>
-              <w:rPr>
-                <w:sz w:val="24"/>
-                <w:szCs w:val="24"/>
-              </w:rPr>
-              <w:t>for</w:t>
-            </w:r>
-            <w:proofErr w:type="spellEnd"/>
-            <w:r>
-              <w:rPr>
-                <w:sz w:val="24"/>
-                <w:szCs w:val="24"/>
-              </w:rPr>
-              <w:t xml:space="preserve"> кв </w:t>
-            </w:r>
-            <w:proofErr w:type="spellStart"/>
-            <w:r>
-              <w:rPr>
-                <w:sz w:val="24"/>
-                <w:szCs w:val="24"/>
-              </w:rPr>
-              <w:t>in</w:t>
-            </w:r>
-            <w:proofErr w:type="spellEnd"/>
-            <w:r>
-              <w:rPr>
-                <w:sz w:val="24"/>
-                <w:szCs w:val="24"/>
-              </w:rPr>
-              <w:t xml:space="preserve"> квартиры %}</w:t>
+              <w:t>{%tr for кв in квартиры %}</w:t>
             </w:r>
           </w:p>
         </w:tc>
@@ -3955,7 +3511,7 @@
                 <w:sz w:val="24"/>
                 <w:szCs w:val="24"/>
               </w:rPr>
-              <w:t>1.3</w:t>
+              <w:t>{% vm %}1.3</w:t>
             </w:r>
           </w:p>
         </w:tc>
@@ -3965,10 +3521,10 @@
             <w:tcBorders>
               <w:bottom w:val="single" w:sz="4" w:space="0" w:color="auto"/>
             </w:tcBorders>
-            <w:vAlign w:val="bottom"/>
-          </w:tcPr>
-          <w:p>
-            <w:pPr>
+          </w:tcPr>
+          <w:p>
+            <w:pPr>
+              <w:spacing w:line="256" w:lineRule="auto"/>
               <w:ind w:left="57"/>
               <w:rPr>
                 <w:sz w:val="24"/>
@@ -3980,7 +3536,7 @@
                 <w:sz w:val="24"/>
                 <w:szCs w:val="24"/>
               </w:rPr>
-              <w:t>Квартиры:</w:t>
+              <w:t>{% vm %}Квартиры:</w:t>
             </w:r>
           </w:p>
           <w:p>
@@ -3995,47 +3551,22 @@
               <w:rPr>
                 <w:sz w:val="24"/>
                 <w:szCs w:val="24"/>
-              </w:rPr>
-              <w:t>1)</w:t>
-            </w:r>
-          </w:p>
-        </w:tc>
-        <w:tc>
-          <w:tcPr>
-            <w:tcW w:w="1474" w:type="dxa"/>
-            <w:tcBorders>
-              <w:bottom w:val="single" w:sz="4" w:space="0" w:color="auto"/>
-            </w:tcBorders>
-            <w:vAlign w:val="center"/>
-          </w:tcPr>
-          <w:p>
-            <w:pPr>
-              <w:jc w:val="center"/>
-              <w:rPr>
-                <w:sz w:val="24"/>
-                <w:szCs w:val="24"/>
-              </w:rPr>
-            </w:pPr>
-            <w:r>
-              <w:rPr>
-                <w:sz w:val="24"/>
-                <w:szCs w:val="24"/>
+                <w:lang w:val="en-US"/>
               </w:rPr>
               <w:t>{{</w:t>
             </w:r>
-            <w:proofErr w:type="spellStart"/>
-            <w:r>
-              <w:rPr>
-                <w:sz w:val="24"/>
-                <w:szCs w:val="24"/>
-              </w:rPr>
-              <w:t>кв.Вид_собственности</w:t>
-            </w:r>
-            <w:proofErr w:type="spellEnd"/>
-            <w:r>
-              <w:rPr>
-                <w:sz w:val="24"/>
-                <w:szCs w:val="24"/>
+            <w:r>
+              <w:rPr>
+                <w:sz w:val="24"/>
+                <w:szCs w:val="24"/>
+              </w:rPr>
+              <w:t>кв.Число</w:t>
+            </w:r>
+            <w:r>
+              <w:rPr>
+                <w:sz w:val="24"/>
+                <w:szCs w:val="24"/>
+                <w:lang w:val="en-US"/>
               </w:rPr>
               <w:t>}}</w:t>
             </w:r>
@@ -4062,146 +3593,107 @@
                 <w:sz w:val="24"/>
                 <w:szCs w:val="24"/>
               </w:rPr>
-              <w:t>{{</w:t>
-            </w:r>
-            <w:proofErr w:type="spellStart"/>
-            <w:r>
-              <w:rPr>
-                <w:sz w:val="24"/>
-                <w:szCs w:val="24"/>
-              </w:rPr>
-              <w:t>кв.Местонахождение_адрес</w:t>
-            </w:r>
-            <w:proofErr w:type="spellEnd"/>
-            <w:r>
-              <w:rPr>
-                <w:sz w:val="24"/>
-                <w:szCs w:val="24"/>
-              </w:rPr>
-              <w:t>}}</w:t>
-            </w:r>
-          </w:p>
-        </w:tc>
-        <w:tc>
-          <w:tcPr>
-            <w:tcW w:w="1474" w:type="dxa"/>
-            <w:tcBorders>
-              <w:bottom w:val="single" w:sz="4" w:space="0" w:color="auto"/>
-            </w:tcBorders>
-            <w:vAlign w:val="center"/>
-          </w:tcPr>
-          <w:p>
-            <w:pPr>
-              <w:jc w:val="center"/>
-              <w:rPr>
-                <w:sz w:val="24"/>
-                <w:szCs w:val="24"/>
-              </w:rPr>
-            </w:pPr>
-            <w:r>
-              <w:rPr>
-                <w:sz w:val="24"/>
-                <w:szCs w:val="24"/>
-              </w:rPr>
-              <w:t>{{</w:t>
-            </w:r>
-            <w:proofErr w:type="spellStart"/>
-            <w:r>
-              <w:rPr>
-                <w:sz w:val="24"/>
-                <w:szCs w:val="24"/>
-              </w:rPr>
-              <w:t>кв.Площадь</w:t>
-            </w:r>
-            <w:proofErr w:type="spellEnd"/>
-            <w:r>
-              <w:rPr>
-                <w:sz w:val="24"/>
-                <w:szCs w:val="24"/>
-              </w:rPr>
-              <w:t>}}</w:t>
-            </w:r>
-          </w:p>
-        </w:tc>
-        <w:tc>
-          <w:tcPr>
-            <w:tcW w:w="1474" w:type="dxa"/>
-            <w:tcBorders>
-              <w:bottom w:val="single" w:sz="4" w:space="0" w:color="auto"/>
-            </w:tcBorders>
-            <w:vAlign w:val="center"/>
-          </w:tcPr>
-          <w:p>
-            <w:pPr>
-              <w:jc w:val="center"/>
-              <w:rPr>
-                <w:sz w:val="24"/>
-                <w:szCs w:val="24"/>
-              </w:rPr>
-            </w:pPr>
-            <w:r>
-              <w:rPr>
-                <w:sz w:val="24"/>
-                <w:szCs w:val="24"/>
-              </w:rPr>
-              <w:t>{{</w:t>
-            </w:r>
-            <w:proofErr w:type="spellStart"/>
-            <w:r>
-              <w:rPr>
-                <w:sz w:val="24"/>
-                <w:szCs w:val="24"/>
-              </w:rPr>
-              <w:t>кв.Основание_приобретения_и_стоимость</w:t>
-            </w:r>
-            <w:proofErr w:type="spellEnd"/>
-            <w:r>
-              <w:rPr>
-                <w:sz w:val="24"/>
-                <w:szCs w:val="24"/>
-              </w:rPr>
-              <w:t>}}</w:t>
-            </w:r>
-          </w:p>
-        </w:tc>
-        <w:tc>
-          <w:tcPr>
-            <w:tcW w:w="1474" w:type="dxa"/>
-            <w:tcBorders>
-              <w:bottom w:val="single" w:sz="4" w:space="0" w:color="auto"/>
-            </w:tcBorders>
-            <w:vAlign w:val="center"/>
-          </w:tcPr>
-          <w:p>
-            <w:pPr>
-              <w:jc w:val="center"/>
-              <w:rPr>
-                <w:sz w:val="24"/>
-                <w:szCs w:val="24"/>
-              </w:rPr>
-            </w:pPr>
-            <w:r>
-              <w:rPr>
-                <w:sz w:val="24"/>
-                <w:szCs w:val="24"/>
-              </w:rPr>
-              <w:t>{{</w:t>
-            </w:r>
-            <w:proofErr w:type="spellStart"/>
-            <w:r>
-              <w:rPr>
-                <w:sz w:val="24"/>
-                <w:szCs w:val="24"/>
-              </w:rPr>
-              <w:t>кв.Сведения_о_залоге_и_залогодержателе</w:t>
-            </w:r>
-            <w:proofErr w:type="spellEnd"/>
-            <w:r>
-              <w:rPr>
-                <w:sz w:val="24"/>
-                <w:szCs w:val="24"/>
-              </w:rPr>
-              <w:t>}}</w:t>
+              <w:t>{{кв.Вид_собственности}}</w:t>
+            </w:r>
+          </w:p>
+        </w:tc>
+        <w:tc>
+          <w:tcPr>
+            <w:tcW w:w="1474" w:type="dxa"/>
+            <w:tcBorders>
+              <w:bottom w:val="single" w:sz="4" w:space="0" w:color="auto"/>
+            </w:tcBorders>
+            <w:vAlign w:val="center"/>
+          </w:tcPr>
+          <w:p>
+            <w:pPr>
+              <w:jc w:val="center"/>
+              <w:rPr>
+                <w:sz w:val="24"/>
+                <w:szCs w:val="24"/>
+              </w:rPr>
+            </w:pPr>
+            <w:r>
+              <w:rPr>
+                <w:sz w:val="24"/>
+                <w:szCs w:val="24"/>
+              </w:rPr>
+              <w:t>{{кв.Местонахождение_адрес}}</w:t>
+            </w:r>
+          </w:p>
+        </w:tc>
+        <w:tc>
+          <w:tcPr>
+            <w:tcW w:w="1474" w:type="dxa"/>
+            <w:tcBorders>
+              <w:bottom w:val="single" w:sz="4" w:space="0" w:color="auto"/>
+            </w:tcBorders>
+            <w:vAlign w:val="center"/>
+          </w:tcPr>
+          <w:p>
+            <w:pPr>
+              <w:jc w:val="center"/>
+              <w:rPr>
+                <w:sz w:val="24"/>
+                <w:szCs w:val="24"/>
+              </w:rPr>
+            </w:pPr>
+            <w:r>
+              <w:rPr>
+                <w:sz w:val="24"/>
+                <w:szCs w:val="24"/>
+              </w:rPr>
+              <w:t>{{кв.Площадь}}</w:t>
+            </w:r>
+          </w:p>
+        </w:tc>
+        <w:tc>
+          <w:tcPr>
+            <w:tcW w:w="1474" w:type="dxa"/>
+            <w:tcBorders>
+              <w:bottom w:val="single" w:sz="4" w:space="0" w:color="auto"/>
+            </w:tcBorders>
+            <w:vAlign w:val="center"/>
+          </w:tcPr>
+          <w:p>
+            <w:pPr>
+              <w:jc w:val="center"/>
+              <w:rPr>
+                <w:sz w:val="24"/>
+                <w:szCs w:val="24"/>
+              </w:rPr>
+            </w:pPr>
+            <w:r>
+              <w:rPr>
+                <w:sz w:val="24"/>
+                <w:szCs w:val="24"/>
+              </w:rPr>
+              <w:t>{{кв.Основание_приобретения_и_стоимость}}</w:t>
+            </w:r>
+          </w:p>
+        </w:tc>
+        <w:tc>
+          <w:tcPr>
+            <w:tcW w:w="1474" w:type="dxa"/>
+            <w:tcBorders>
+              <w:bottom w:val="single" w:sz="4" w:space="0" w:color="auto"/>
+            </w:tcBorders>
+            <w:vAlign w:val="center"/>
+          </w:tcPr>
+          <w:p>
+            <w:pPr>
+              <w:jc w:val="center"/>
+              <w:rPr>
+                <w:sz w:val="24"/>
+                <w:szCs w:val="24"/>
+              </w:rPr>
+            </w:pPr>
+            <w:r>
+              <w:rPr>
+                <w:sz w:val="24"/>
+                <w:szCs w:val="24"/>
+              </w:rPr>
+              <w:t>{{кв.Сведения_о_залоге_и_залогодержателе}}</w:t>
             </w:r>
           </w:p>
         </w:tc>
@@ -4245,39 +3737,7 @@
                 <w:sz w:val="24"/>
                 <w:szCs w:val="24"/>
               </w:rPr>
-              <w:t>{%</w:t>
-            </w:r>
-            <w:proofErr w:type="spellStart"/>
-            <w:r>
-              <w:rPr>
-                <w:sz w:val="24"/>
-                <w:szCs w:val="24"/>
-              </w:rPr>
-              <w:t>tr</w:t>
-            </w:r>
-            <w:proofErr w:type="spellEnd"/>
-            <w:r>
-              <w:rPr>
-                <w:sz w:val="24"/>
-                <w:szCs w:val="24"/>
-              </w:rPr>
-              <w:t xml:space="preserve"> </w:t>
-            </w:r>
-            <w:proofErr w:type="spellStart"/>
-            <w:r>
-              <w:rPr>
-                <w:sz w:val="24"/>
-                <w:szCs w:val="24"/>
-              </w:rPr>
-              <w:t>endfor</w:t>
-            </w:r>
-            <w:proofErr w:type="spellEnd"/>
-            <w:r>
-              <w:rPr>
-                <w:sz w:val="24"/>
-                <w:szCs w:val="24"/>
-              </w:rPr>
-              <w:t xml:space="preserve"> %}</w:t>
+              <w:t>{%tr endfor %}</w:t>
             </w:r>
           </w:p>
         </w:tc>
@@ -4411,55 +3871,7 @@
                 <w:sz w:val="24"/>
                 <w:szCs w:val="24"/>
               </w:rPr>
-              <w:t>{%</w:t>
-            </w:r>
-            <w:proofErr w:type="spellStart"/>
-            <w:r>
-              <w:rPr>
-                <w:sz w:val="24"/>
-                <w:szCs w:val="24"/>
-              </w:rPr>
-              <w:t>tr</w:t>
-            </w:r>
-            <w:proofErr w:type="spellEnd"/>
-            <w:r>
-              <w:rPr>
-                <w:sz w:val="24"/>
-                <w:szCs w:val="24"/>
-              </w:rPr>
-              <w:t xml:space="preserve"> </w:t>
-            </w:r>
-            <w:proofErr w:type="spellStart"/>
-            <w:r>
-              <w:rPr>
-                <w:sz w:val="24"/>
-                <w:szCs w:val="24"/>
-              </w:rPr>
-              <w:t>for</w:t>
-            </w:r>
-            <w:proofErr w:type="spellEnd"/>
-            <w:r>
-              <w:rPr>
-                <w:sz w:val="24"/>
-                <w:szCs w:val="24"/>
-              </w:rPr>
-              <w:t xml:space="preserve"> гараж </w:t>
-            </w:r>
-            <w:proofErr w:type="spellStart"/>
-            <w:r>
-              <w:rPr>
-                <w:sz w:val="24"/>
-                <w:szCs w:val="24"/>
-              </w:rPr>
-              <w:t>in</w:t>
-            </w:r>
-            <w:proofErr w:type="spellEnd"/>
-            <w:r>
-              <w:rPr>
-                <w:sz w:val="24"/>
-                <w:szCs w:val="24"/>
-              </w:rPr>
-              <w:t xml:space="preserve"> гаражи %}</w:t>
+              <w:t>{%tr for гараж in гаражи %}</w:t>
             </w:r>
           </w:p>
         </w:tc>
@@ -4575,7 +3987,7 @@
                 <w:sz w:val="24"/>
                 <w:szCs w:val="24"/>
               </w:rPr>
-              <w:t>1.4</w:t>
+              <w:t>{% vm %}1.4</w:t>
             </w:r>
           </w:p>
         </w:tc>
@@ -4585,10 +3997,10 @@
             <w:tcBorders>
               <w:bottom w:val="single" w:sz="4" w:space="0" w:color="auto"/>
             </w:tcBorders>
-            <w:vAlign w:val="bottom"/>
-          </w:tcPr>
-          <w:p>
-            <w:pPr>
+          </w:tcPr>
+          <w:p>
+            <w:pPr>
+              <w:spacing w:line="256" w:lineRule="auto"/>
               <w:ind w:left="57"/>
               <w:rPr>
                 <w:sz w:val="24"/>
@@ -4600,7 +4012,7 @@
                 <w:sz w:val="24"/>
                 <w:szCs w:val="24"/>
               </w:rPr>
-              <w:t>Гаражи:</w:t>
+              <w:t>{% vm %}Гаражи:</w:t>
             </w:r>
           </w:p>
           <w:p>
@@ -4615,47 +4027,22 @@
               <w:rPr>
                 <w:sz w:val="24"/>
                 <w:szCs w:val="24"/>
-              </w:rPr>
-              <w:t>1)</w:t>
-            </w:r>
-          </w:p>
-        </w:tc>
-        <w:tc>
-          <w:tcPr>
-            <w:tcW w:w="1474" w:type="dxa"/>
-            <w:tcBorders>
-              <w:bottom w:val="single" w:sz="4" w:space="0" w:color="auto"/>
-            </w:tcBorders>
-            <w:vAlign w:val="center"/>
-          </w:tcPr>
-          <w:p>
-            <w:pPr>
-              <w:jc w:val="center"/>
-              <w:rPr>
-                <w:sz w:val="24"/>
-                <w:szCs w:val="24"/>
-              </w:rPr>
-            </w:pPr>
-            <w:r>
-              <w:rPr>
-                <w:sz w:val="24"/>
-                <w:szCs w:val="24"/>
+                <w:lang w:val="en-US"/>
               </w:rPr>
               <w:t>{{</w:t>
             </w:r>
-            <w:proofErr w:type="spellStart"/>
-            <w:r>
-              <w:rPr>
-                <w:sz w:val="24"/>
-                <w:szCs w:val="24"/>
-              </w:rPr>
-              <w:t>гараж.Вид_собственности</w:t>
-            </w:r>
-            <w:proofErr w:type="spellEnd"/>
-            <w:r>
-              <w:rPr>
-                <w:sz w:val="24"/>
-                <w:szCs w:val="24"/>
+            <w:r>
+              <w:rPr>
+                <w:sz w:val="24"/>
+                <w:szCs w:val="24"/>
+              </w:rPr>
+              <w:t>гараж.Число</w:t>
+            </w:r>
+            <w:r>
+              <w:rPr>
+                <w:sz w:val="24"/>
+                <w:szCs w:val="24"/>
+                <w:lang w:val="en-US"/>
               </w:rPr>
               <w:t>}}</w:t>
             </w:r>
@@ -4682,146 +4069,107 @@
                 <w:sz w:val="24"/>
                 <w:szCs w:val="24"/>
               </w:rPr>
-              <w:t>{{</w:t>
-            </w:r>
-            <w:proofErr w:type="spellStart"/>
-            <w:r>
-              <w:rPr>
-                <w:sz w:val="24"/>
-                <w:szCs w:val="24"/>
-              </w:rPr>
-              <w:t>гараж.Местонахождение_адрес</w:t>
-            </w:r>
-            <w:proofErr w:type="spellEnd"/>
-            <w:r>
-              <w:rPr>
-                <w:sz w:val="24"/>
-                <w:szCs w:val="24"/>
-              </w:rPr>
-              <w:t>}}</w:t>
-            </w:r>
-          </w:p>
-        </w:tc>
-        <w:tc>
-          <w:tcPr>
-            <w:tcW w:w="1474" w:type="dxa"/>
-            <w:tcBorders>
-              <w:bottom w:val="single" w:sz="4" w:space="0" w:color="auto"/>
-            </w:tcBorders>
-            <w:vAlign w:val="center"/>
-          </w:tcPr>
-          <w:p>
-            <w:pPr>
-              <w:jc w:val="center"/>
-              <w:rPr>
-                <w:sz w:val="24"/>
-                <w:szCs w:val="24"/>
-              </w:rPr>
-            </w:pPr>
-            <w:r>
-              <w:rPr>
-                <w:sz w:val="24"/>
-                <w:szCs w:val="24"/>
-              </w:rPr>
-              <w:t>{{</w:t>
-            </w:r>
-            <w:proofErr w:type="spellStart"/>
-            <w:r>
-              <w:rPr>
-                <w:sz w:val="24"/>
-                <w:szCs w:val="24"/>
-              </w:rPr>
-              <w:t>гараж.Площадь</w:t>
-            </w:r>
-            <w:proofErr w:type="spellEnd"/>
-            <w:r>
-              <w:rPr>
-                <w:sz w:val="24"/>
-                <w:szCs w:val="24"/>
-              </w:rPr>
-              <w:t>}}</w:t>
-            </w:r>
-          </w:p>
-        </w:tc>
-        <w:tc>
-          <w:tcPr>
-            <w:tcW w:w="1474" w:type="dxa"/>
-            <w:tcBorders>
-              <w:bottom w:val="single" w:sz="4" w:space="0" w:color="auto"/>
-            </w:tcBorders>
-            <w:vAlign w:val="center"/>
-          </w:tcPr>
-          <w:p>
-            <w:pPr>
-              <w:jc w:val="center"/>
-              <w:rPr>
-                <w:sz w:val="24"/>
-                <w:szCs w:val="24"/>
-              </w:rPr>
-            </w:pPr>
-            <w:r>
-              <w:rPr>
-                <w:sz w:val="24"/>
-                <w:szCs w:val="24"/>
-              </w:rPr>
-              <w:t>{{</w:t>
-            </w:r>
-            <w:proofErr w:type="spellStart"/>
-            <w:r>
-              <w:rPr>
-                <w:sz w:val="24"/>
-                <w:szCs w:val="24"/>
-              </w:rPr>
-              <w:t>гараж.Основание_приобретения_и_стоимость</w:t>
-            </w:r>
-            <w:proofErr w:type="spellEnd"/>
-            <w:r>
-              <w:rPr>
-                <w:sz w:val="24"/>
-                <w:szCs w:val="24"/>
-              </w:rPr>
-              <w:t>}}</w:t>
-            </w:r>
-          </w:p>
-        </w:tc>
-        <w:tc>
-          <w:tcPr>
-            <w:tcW w:w="1474" w:type="dxa"/>
-            <w:tcBorders>
-              <w:bottom w:val="single" w:sz="4" w:space="0" w:color="auto"/>
-            </w:tcBorders>
-            <w:vAlign w:val="center"/>
-          </w:tcPr>
-          <w:p>
-            <w:pPr>
-              <w:jc w:val="center"/>
-              <w:rPr>
-                <w:sz w:val="24"/>
-                <w:szCs w:val="24"/>
-              </w:rPr>
-            </w:pPr>
-            <w:r>
-              <w:rPr>
-                <w:sz w:val="24"/>
-                <w:szCs w:val="24"/>
-              </w:rPr>
-              <w:t>{{</w:t>
-            </w:r>
-            <w:proofErr w:type="spellStart"/>
-            <w:r>
-              <w:rPr>
-                <w:sz w:val="24"/>
-                <w:szCs w:val="24"/>
-              </w:rPr>
-              <w:t>гараж.Сведения_о_залоге_и_залогодержателе</w:t>
-            </w:r>
-            <w:proofErr w:type="spellEnd"/>
-            <w:r>
-              <w:rPr>
-                <w:sz w:val="24"/>
-                <w:szCs w:val="24"/>
-              </w:rPr>
-              <w:t>}}</w:t>
+              <w:t>{{гараж.Вид_собственности}}</w:t>
+            </w:r>
+          </w:p>
+        </w:tc>
+        <w:tc>
+          <w:tcPr>
+            <w:tcW w:w="1474" w:type="dxa"/>
+            <w:tcBorders>
+              <w:bottom w:val="single" w:sz="4" w:space="0" w:color="auto"/>
+            </w:tcBorders>
+            <w:vAlign w:val="center"/>
+          </w:tcPr>
+          <w:p>
+            <w:pPr>
+              <w:jc w:val="center"/>
+              <w:rPr>
+                <w:sz w:val="24"/>
+                <w:szCs w:val="24"/>
+              </w:rPr>
+            </w:pPr>
+            <w:r>
+              <w:rPr>
+                <w:sz w:val="24"/>
+                <w:szCs w:val="24"/>
+              </w:rPr>
+              <w:t>{{гараж.Местонахождение_адрес}}</w:t>
+            </w:r>
+          </w:p>
+        </w:tc>
+        <w:tc>
+          <w:tcPr>
+            <w:tcW w:w="1474" w:type="dxa"/>
+            <w:tcBorders>
+              <w:bottom w:val="single" w:sz="4" w:space="0" w:color="auto"/>
+            </w:tcBorders>
+            <w:vAlign w:val="center"/>
+          </w:tcPr>
+          <w:p>
+            <w:pPr>
+              <w:jc w:val="center"/>
+              <w:rPr>
+                <w:sz w:val="24"/>
+                <w:szCs w:val="24"/>
+              </w:rPr>
+            </w:pPr>
+            <w:r>
+              <w:rPr>
+                <w:sz w:val="24"/>
+                <w:szCs w:val="24"/>
+              </w:rPr>
+              <w:t>{{гараж.Площадь}}</w:t>
+            </w:r>
+          </w:p>
+        </w:tc>
+        <w:tc>
+          <w:tcPr>
+            <w:tcW w:w="1474" w:type="dxa"/>
+            <w:tcBorders>
+              <w:bottom w:val="single" w:sz="4" w:space="0" w:color="auto"/>
+            </w:tcBorders>
+            <w:vAlign w:val="center"/>
+          </w:tcPr>
+          <w:p>
+            <w:pPr>
+              <w:jc w:val="center"/>
+              <w:rPr>
+                <w:sz w:val="24"/>
+                <w:szCs w:val="24"/>
+              </w:rPr>
+            </w:pPr>
+            <w:r>
+              <w:rPr>
+                <w:sz w:val="24"/>
+                <w:szCs w:val="24"/>
+              </w:rPr>
+              <w:t>{{гараж.Основание_приобретения_и_стоимость}}</w:t>
+            </w:r>
+          </w:p>
+        </w:tc>
+        <w:tc>
+          <w:tcPr>
+            <w:tcW w:w="1474" w:type="dxa"/>
+            <w:tcBorders>
+              <w:bottom w:val="single" w:sz="4" w:space="0" w:color="auto"/>
+            </w:tcBorders>
+            <w:vAlign w:val="center"/>
+          </w:tcPr>
+          <w:p>
+            <w:pPr>
+              <w:jc w:val="center"/>
+              <w:rPr>
+                <w:sz w:val="24"/>
+                <w:szCs w:val="24"/>
+              </w:rPr>
+            </w:pPr>
+            <w:r>
+              <w:rPr>
+                <w:sz w:val="24"/>
+                <w:szCs w:val="24"/>
+              </w:rPr>
+              <w:t>{{гараж.Сведения_о_залоге_и_залогодержателе}}</w:t>
             </w:r>
           </w:p>
         </w:tc>
@@ -4865,39 +4213,7 @@
                 <w:sz w:val="24"/>
                 <w:szCs w:val="24"/>
               </w:rPr>
-              <w:t>{%</w:t>
-            </w:r>
-            <w:proofErr w:type="spellStart"/>
-            <w:r>
-              <w:rPr>
-                <w:sz w:val="24"/>
-                <w:szCs w:val="24"/>
-              </w:rPr>
-              <w:t>tr</w:t>
-            </w:r>
-            <w:proofErr w:type="spellEnd"/>
-            <w:r>
-              <w:rPr>
-                <w:sz w:val="24"/>
-                <w:szCs w:val="24"/>
-              </w:rPr>
-              <w:t xml:space="preserve"> </w:t>
-            </w:r>
-            <w:proofErr w:type="spellStart"/>
-            <w:r>
-              <w:rPr>
-                <w:sz w:val="24"/>
-                <w:szCs w:val="24"/>
-              </w:rPr>
-              <w:t>endfor</w:t>
-            </w:r>
-            <w:proofErr w:type="spellEnd"/>
-            <w:r>
-              <w:rPr>
-                <w:sz w:val="24"/>
-                <w:szCs w:val="24"/>
-              </w:rPr>
-              <w:t xml:space="preserve"> %}</w:t>
+              <w:t>{%tr endfor %}</w:t>
             </w:r>
           </w:p>
         </w:tc>
@@ -5031,71 +4347,7 @@
                 <w:sz w:val="24"/>
                 <w:szCs w:val="24"/>
               </w:rPr>
-              <w:t>{%</w:t>
-            </w:r>
-            <w:proofErr w:type="spellStart"/>
-            <w:r>
-              <w:rPr>
-                <w:sz w:val="24"/>
-                <w:szCs w:val="24"/>
-              </w:rPr>
-              <w:t>tr</w:t>
-            </w:r>
-            <w:proofErr w:type="spellEnd"/>
-            <w:r>
-              <w:rPr>
-                <w:sz w:val="24"/>
-                <w:szCs w:val="24"/>
-              </w:rPr>
-              <w:t xml:space="preserve"> </w:t>
-            </w:r>
-            <w:proofErr w:type="spellStart"/>
-            <w:r>
-              <w:rPr>
-                <w:sz w:val="24"/>
-                <w:szCs w:val="24"/>
-              </w:rPr>
-              <w:t>for</w:t>
-            </w:r>
-            <w:proofErr w:type="spellEnd"/>
-            <w:r>
-              <w:rPr>
-                <w:sz w:val="24"/>
-                <w:szCs w:val="24"/>
-              </w:rPr>
-              <w:t xml:space="preserve"> объект </w:t>
-            </w:r>
-            <w:proofErr w:type="spellStart"/>
-            <w:r>
-              <w:rPr>
-                <w:sz w:val="24"/>
-                <w:szCs w:val="24"/>
-              </w:rPr>
-              <w:t>in</w:t>
-            </w:r>
-            <w:proofErr w:type="spellEnd"/>
-            <w:r>
-              <w:rPr>
-                <w:sz w:val="24"/>
-                <w:szCs w:val="24"/>
-              </w:rPr>
-              <w:t xml:space="preserve"> </w:t>
-            </w:r>
-            <w:proofErr w:type="spellStart"/>
-            <w:r>
-              <w:rPr>
-                <w:sz w:val="24"/>
-                <w:szCs w:val="24"/>
-              </w:rPr>
-              <w:t>иное_недвижимое</w:t>
-            </w:r>
-            <w:proofErr w:type="spellEnd"/>
-            <w:r>
-              <w:rPr>
-                <w:sz w:val="24"/>
-                <w:szCs w:val="24"/>
-              </w:rPr>
-              <w:t xml:space="preserve"> %}</w:t>
+              <w:t>{%tr for объект in иное_недвижимое %}</w:t>
             </w:r>
           </w:p>
         </w:tc>
@@ -5208,17 +4460,17 @@
                 <w:sz w:val="24"/>
                 <w:szCs w:val="24"/>
               </w:rPr>
-              <w:t>1.5</w:t>
+              <w:t>{% vm %}1.5</w:t>
             </w:r>
           </w:p>
         </w:tc>
         <w:tc>
           <w:tcPr>
             <w:tcW w:w="2381" w:type="dxa"/>
-            <w:vAlign w:val="bottom"/>
-          </w:tcPr>
-          <w:p>
-            <w:pPr>
+          </w:tcPr>
+          <w:p>
+            <w:pPr>
+              <w:spacing w:line="256" w:lineRule="auto"/>
               <w:ind w:left="57"/>
               <w:rPr>
                 <w:sz w:val="24"/>
@@ -5230,7 +4482,7 @@
                 <w:sz w:val="24"/>
                 <w:szCs w:val="24"/>
               </w:rPr>
-              <w:t>Иное недвижимое имущество:</w:t>
+              <w:t>{% vm %}Иное недвижимое имущество:</w:t>
             </w:r>
           </w:p>
           <w:p>
@@ -5246,197 +4498,117 @@
                 <w:sz w:val="24"/>
                 <w:szCs w:val="24"/>
               </w:rPr>
-              <w:t>1)</w:t>
-            </w:r>
-          </w:p>
-        </w:tc>
-        <w:tc>
-          <w:tcPr>
-            <w:tcW w:w="1474" w:type="dxa"/>
-            <w:vAlign w:val="center"/>
-          </w:tcPr>
-          <w:p>
-            <w:pPr>
-              <w:jc w:val="center"/>
-              <w:rPr>
-                <w:sz w:val="24"/>
-                <w:szCs w:val="24"/>
-              </w:rPr>
-            </w:pPr>
-            <w:r>
-              <w:rPr>
-                <w:sz w:val="24"/>
-                <w:szCs w:val="24"/>
-              </w:rPr>
-              <w:t>{{</w:t>
-            </w:r>
-            <w:proofErr w:type="spellStart"/>
-            <w:r>
-              <w:rPr>
-                <w:sz w:val="24"/>
-                <w:szCs w:val="24"/>
-              </w:rPr>
-              <w:t>объект.Вид_собственности</w:t>
-            </w:r>
-            <w:proofErr w:type="spellEnd"/>
-            <w:r>
-              <w:rPr>
-                <w:sz w:val="24"/>
-                <w:szCs w:val="24"/>
-              </w:rPr>
-              <w:t>}}</w:t>
-            </w:r>
-          </w:p>
-        </w:tc>
-        <w:tc>
-          <w:tcPr>
-            <w:tcW w:w="1474" w:type="dxa"/>
-            <w:vAlign w:val="center"/>
-          </w:tcPr>
-          <w:p>
-            <w:pPr>
-              <w:jc w:val="center"/>
-              <w:rPr>
-                <w:sz w:val="24"/>
-                <w:szCs w:val="24"/>
-              </w:rPr>
-            </w:pPr>
-            <w:r>
-              <w:rPr>
-                <w:sz w:val="24"/>
-                <w:szCs w:val="24"/>
-              </w:rPr>
-              <w:t>{{</w:t>
-            </w:r>
-            <w:proofErr w:type="spellStart"/>
-            <w:r>
-              <w:rPr>
-                <w:sz w:val="24"/>
-                <w:szCs w:val="24"/>
-              </w:rPr>
-              <w:t>объект.Местонахождение_адрес</w:t>
-            </w:r>
-            <w:proofErr w:type="spellEnd"/>
-            <w:r>
-              <w:rPr>
-                <w:sz w:val="24"/>
-                <w:szCs w:val="24"/>
-              </w:rPr>
-              <w:t>}}</w:t>
-            </w:r>
-          </w:p>
-        </w:tc>
-        <w:tc>
-          <w:tcPr>
-            <w:tcW w:w="1474" w:type="dxa"/>
-            <w:vAlign w:val="center"/>
-          </w:tcPr>
-          <w:p>
-            <w:pPr>
-              <w:jc w:val="center"/>
-              <w:rPr>
-                <w:sz w:val="24"/>
-                <w:szCs w:val="24"/>
-              </w:rPr>
-            </w:pPr>
-            <w:r>
-              <w:rPr>
-                <w:sz w:val="24"/>
-                <w:szCs w:val="24"/>
-              </w:rPr>
-              <w:t>{{</w:t>
-            </w:r>
-            <w:proofErr w:type="spellStart"/>
-            <w:r>
-              <w:rPr>
-                <w:sz w:val="24"/>
-                <w:szCs w:val="24"/>
-              </w:rPr>
-              <w:t>объект.Площадь</w:t>
-            </w:r>
-            <w:proofErr w:type="spellEnd"/>
-            <w:r>
-              <w:rPr>
-                <w:sz w:val="24"/>
-                <w:szCs w:val="24"/>
-              </w:rPr>
-              <w:t>}}</w:t>
-            </w:r>
-          </w:p>
-        </w:tc>
-        <w:tc>
-          <w:tcPr>
-            <w:tcW w:w="1474" w:type="dxa"/>
-            <w:vAlign w:val="center"/>
-          </w:tcPr>
-          <w:p>
-            <w:pPr>
-              <w:jc w:val="center"/>
-              <w:rPr>
-                <w:sz w:val="24"/>
-                <w:szCs w:val="24"/>
-              </w:rPr>
-            </w:pPr>
-            <w:r>
-              <w:rPr>
-                <w:sz w:val="24"/>
-                <w:szCs w:val="24"/>
-              </w:rPr>
-              <w:t>{{</w:t>
-            </w:r>
-            <w:proofErr w:type="spellStart"/>
-            <w:r>
-              <w:rPr>
-                <w:sz w:val="24"/>
-                <w:szCs w:val="24"/>
-              </w:rPr>
-              <w:t>объект.Основание_приобретения_и_стоимость</w:t>
-            </w:r>
-            <w:proofErr w:type="spellEnd"/>
-            <w:r>
-              <w:rPr>
-                <w:sz w:val="24"/>
-                <w:szCs w:val="24"/>
-              </w:rPr>
-              <w:t>}}</w:t>
-            </w:r>
-          </w:p>
-        </w:tc>
-        <w:tc>
-          <w:tcPr>
-            <w:tcW w:w="1474" w:type="dxa"/>
-            <w:vAlign w:val="center"/>
-          </w:tcPr>
-          <w:p>
-            <w:pPr>
-              <w:jc w:val="center"/>
-              <w:rPr>
-                <w:sz w:val="24"/>
-                <w:szCs w:val="24"/>
-              </w:rPr>
-            </w:pPr>
-            <w:r>
-              <w:rPr>
-                <w:sz w:val="24"/>
-                <w:szCs w:val="24"/>
-              </w:rPr>
-              <w:t>{{</w:t>
-            </w:r>
-            <w:proofErr w:type="spellStart"/>
-            <w:r>
-              <w:rPr>
-                <w:sz w:val="24"/>
-                <w:szCs w:val="24"/>
-              </w:rPr>
-              <w:t>объект.Сведения_о_залоге_и_залогодержателе</w:t>
-            </w:r>
-            <w:proofErr w:type="spellEnd"/>
-            <w:r>
-              <w:rPr>
-                <w:sz w:val="24"/>
-                <w:szCs w:val="24"/>
-              </w:rPr>
-              <w:t>}}</w:t>
+              <w:t>{{объект.Число}}</w:t>
+            </w:r>
+          </w:p>
+        </w:tc>
+        <w:tc>
+          <w:tcPr>
+            <w:tcW w:w="1474" w:type="dxa"/>
+            <w:vAlign w:val="center"/>
+          </w:tcPr>
+          <w:p>
+            <w:pPr>
+              <w:jc w:val="center"/>
+              <w:rPr>
+                <w:sz w:val="24"/>
+                <w:szCs w:val="24"/>
+              </w:rPr>
+            </w:pPr>
+            <w:r>
+              <w:rPr>
+                <w:sz w:val="24"/>
+                <w:szCs w:val="24"/>
+              </w:rPr>
+              <w:t>{{объект.Вид_собственности}}</w:t>
+            </w:r>
+          </w:p>
+        </w:tc>
+        <w:tc>
+          <w:tcPr>
+            <w:tcW w:w="1474" w:type="dxa"/>
+            <w:vAlign w:val="center"/>
+          </w:tcPr>
+          <w:p>
+            <w:pPr>
+              <w:jc w:val="center"/>
+              <w:rPr>
+                <w:sz w:val="24"/>
+                <w:szCs w:val="24"/>
+              </w:rPr>
+            </w:pPr>
+            <w:r>
+              <w:rPr>
+                <w:sz w:val="24"/>
+                <w:szCs w:val="24"/>
+              </w:rPr>
+              <w:t>{{объект.Местонахождение_адрес}}</w:t>
+            </w:r>
+          </w:p>
+        </w:tc>
+        <w:tc>
+          <w:tcPr>
+            <w:tcW w:w="1474" w:type="dxa"/>
+            <w:vAlign w:val="center"/>
+          </w:tcPr>
+          <w:p>
+            <w:pPr>
+              <w:jc w:val="center"/>
+              <w:rPr>
+                <w:sz w:val="24"/>
+                <w:szCs w:val="24"/>
+              </w:rPr>
+            </w:pPr>
+            <w:r>
+              <w:rPr>
+                <w:sz w:val="24"/>
+                <w:szCs w:val="24"/>
+              </w:rPr>
+              <w:t>{{объект.Площадь}}</w:t>
+            </w:r>
+          </w:p>
+        </w:tc>
+        <w:tc>
+          <w:tcPr>
+            <w:tcW w:w="1474" w:type="dxa"/>
+            <w:vAlign w:val="center"/>
+          </w:tcPr>
+          <w:p>
+            <w:pPr>
+              <w:jc w:val="center"/>
+              <w:rPr>
+                <w:sz w:val="24"/>
+                <w:szCs w:val="24"/>
+              </w:rPr>
+            </w:pPr>
+            <w:r>
+              <w:rPr>
+                <w:sz w:val="24"/>
+                <w:szCs w:val="24"/>
+              </w:rPr>
+              <w:t>{{объект.Основание_приобретения_и_стоимость}}</w:t>
+            </w:r>
+          </w:p>
+        </w:tc>
+        <w:tc>
+          <w:tcPr>
+            <w:tcW w:w="1474" w:type="dxa"/>
+            <w:vAlign w:val="center"/>
+          </w:tcPr>
+          <w:p>
+            <w:pPr>
+              <w:jc w:val="center"/>
+              <w:rPr>
+                <w:sz w:val="24"/>
+                <w:szCs w:val="24"/>
+              </w:rPr>
+            </w:pPr>
+            <w:r>
+              <w:rPr>
+                <w:sz w:val="24"/>
+                <w:szCs w:val="24"/>
+              </w:rPr>
+              <w:t>{{объект.Сведения_о_залоге_и_залогодержателе}}</w:t>
             </w:r>
           </w:p>
         </w:tc>
@@ -5480,39 +4652,7 @@
                 <w:sz w:val="24"/>
                 <w:szCs w:val="24"/>
               </w:rPr>
-              <w:t>{%</w:t>
-            </w:r>
-            <w:proofErr w:type="spellStart"/>
-            <w:r>
-              <w:rPr>
-                <w:sz w:val="24"/>
-                <w:szCs w:val="24"/>
-              </w:rPr>
-              <w:t>tr</w:t>
-            </w:r>
-            <w:proofErr w:type="spellEnd"/>
-            <w:r>
-              <w:rPr>
-                <w:sz w:val="24"/>
-                <w:szCs w:val="24"/>
-              </w:rPr>
-              <w:t xml:space="preserve"> </w:t>
-            </w:r>
-            <w:proofErr w:type="spellStart"/>
-            <w:r>
-              <w:rPr>
-                <w:sz w:val="24"/>
-                <w:szCs w:val="24"/>
-              </w:rPr>
-              <w:t>endfor</w:t>
-            </w:r>
-            <w:proofErr w:type="spellEnd"/>
-            <w:r>
-              <w:rPr>
-                <w:sz w:val="24"/>
-                <w:szCs w:val="24"/>
-              </w:rPr>
-              <w:t xml:space="preserve"> %}</w:t>
+              <w:t>{%tr endfor %}</w:t>
             </w:r>
           </w:p>
         </w:tc>
@@ -5969,55 +5109,7 @@
                 <w:sz w:val="24"/>
                 <w:szCs w:val="24"/>
               </w:rPr>
-              <w:t>{%</w:t>
-            </w:r>
-            <w:proofErr w:type="spellStart"/>
-            <w:r>
-              <w:rPr>
-                <w:sz w:val="24"/>
-                <w:szCs w:val="24"/>
-              </w:rPr>
-              <w:t>tr</w:t>
-            </w:r>
-            <w:proofErr w:type="spellEnd"/>
-            <w:r>
-              <w:rPr>
-                <w:sz w:val="24"/>
-                <w:szCs w:val="24"/>
-              </w:rPr>
-              <w:t xml:space="preserve"> </w:t>
-            </w:r>
-            <w:proofErr w:type="spellStart"/>
-            <w:r>
-              <w:rPr>
-                <w:sz w:val="24"/>
-                <w:szCs w:val="24"/>
-              </w:rPr>
-              <w:t>for</w:t>
-            </w:r>
-            <w:proofErr w:type="spellEnd"/>
-            <w:r>
-              <w:rPr>
-                <w:sz w:val="24"/>
-                <w:szCs w:val="24"/>
-              </w:rPr>
-              <w:t xml:space="preserve"> авто </w:t>
-            </w:r>
-            <w:proofErr w:type="spellStart"/>
-            <w:r>
-              <w:rPr>
-                <w:sz w:val="24"/>
-                <w:szCs w:val="24"/>
-              </w:rPr>
-              <w:t>in</w:t>
-            </w:r>
-            <w:proofErr w:type="spellEnd"/>
-            <w:r>
-              <w:rPr>
-                <w:sz w:val="24"/>
-                <w:szCs w:val="24"/>
-              </w:rPr>
-              <w:t xml:space="preserve"> автомобили %}</w:t>
+              <w:t>{%tr for авто in автомобили %}</w:t>
             </w:r>
           </w:p>
         </w:tc>
@@ -6133,6 +5225,13 @@
                 <w:sz w:val="24"/>
                 <w:szCs w:val="24"/>
               </w:rPr>
+              <w:t>{% vm %}</w:t>
+            </w:r>
+            <w:r>
+              <w:rPr>
+                <w:sz w:val="24"/>
+                <w:szCs w:val="24"/>
+              </w:rPr>
               <w:t>2.1</w:t>
             </w:r>
           </w:p>
@@ -6143,7 +5242,6 @@
             <w:tcBorders>
               <w:bottom w:val="single" w:sz="4" w:space="0" w:color="auto"/>
             </w:tcBorders>
-            <w:vAlign w:val="bottom"/>
           </w:tcPr>
           <w:p>
             <w:pPr>
@@ -6158,6 +5256,13 @@
                 <w:sz w:val="24"/>
                 <w:szCs w:val="24"/>
               </w:rPr>
+              <w:t>{% vm %}</w:t>
+            </w:r>
+            <w:r>
+              <w:rPr>
+                <w:sz w:val="24"/>
+                <w:szCs w:val="24"/>
+              </w:rPr>
               <w:t>Автомобили легковые:</w:t>
             </w:r>
           </w:p>
@@ -6174,42 +5279,15 @@
                 <w:sz w:val="24"/>
                 <w:szCs w:val="24"/>
               </w:rPr>
-              <w:t>1)</w:t>
-            </w:r>
-          </w:p>
-        </w:tc>
-        <w:tc>
-          <w:tcPr>
-            <w:tcW w:w="1474" w:type="dxa"/>
-            <w:tcBorders>
-              <w:bottom w:val="single" w:sz="4" w:space="0" w:color="auto"/>
-            </w:tcBorders>
-            <w:vAlign w:val="center"/>
-          </w:tcPr>
-          <w:p>
-            <w:pPr>
-              <w:jc w:val="center"/>
-              <w:rPr>
-                <w:sz w:val="24"/>
-                <w:szCs w:val="24"/>
-              </w:rPr>
-            </w:pPr>
-            <w:r>
-              <w:rPr>
-                <w:sz w:val="24"/>
-                <w:szCs w:val="24"/>
-              </w:rPr>
               <w:t>{{</w:t>
             </w:r>
-            <w:proofErr w:type="spellStart"/>
-            <w:r>
-              <w:rPr>
-                <w:sz w:val="24"/>
-                <w:szCs w:val="24"/>
-              </w:rPr>
-              <w:t>авто.Идентификационный_номер</w:t>
-            </w:r>
-            <w:proofErr w:type="spellEnd"/>
+            <w:r>
+              <w:rPr>
+                <w:sz w:val="24"/>
+                <w:szCs w:val="24"/>
+              </w:rPr>
+              <w:t>авто.Число</w:t>
+            </w:r>
             <w:r>
               <w:rPr>
                 <w:sz w:val="24"/>
@@ -6240,146 +5318,107 @@
                 <w:sz w:val="24"/>
                 <w:szCs w:val="24"/>
               </w:rPr>
-              <w:t>{{</w:t>
-            </w:r>
-            <w:proofErr w:type="spellStart"/>
-            <w:r>
-              <w:rPr>
-                <w:sz w:val="24"/>
-                <w:szCs w:val="24"/>
-              </w:rPr>
-              <w:t>авто.Вид_собственности</w:t>
-            </w:r>
-            <w:proofErr w:type="spellEnd"/>
-            <w:r>
-              <w:rPr>
-                <w:sz w:val="24"/>
-                <w:szCs w:val="24"/>
-              </w:rPr>
-              <w:t>}}</w:t>
-            </w:r>
-          </w:p>
-        </w:tc>
-        <w:tc>
-          <w:tcPr>
-            <w:tcW w:w="1474" w:type="dxa"/>
-            <w:tcBorders>
-              <w:bottom w:val="single" w:sz="4" w:space="0" w:color="auto"/>
-            </w:tcBorders>
-            <w:vAlign w:val="center"/>
-          </w:tcPr>
-          <w:p>
-            <w:pPr>
-              <w:jc w:val="center"/>
-              <w:rPr>
-                <w:sz w:val="24"/>
-                <w:szCs w:val="24"/>
-              </w:rPr>
-            </w:pPr>
-            <w:r>
-              <w:rPr>
-                <w:sz w:val="24"/>
-                <w:szCs w:val="24"/>
-              </w:rPr>
-              <w:t>{{</w:t>
-            </w:r>
-            <w:proofErr w:type="spellStart"/>
-            <w:r>
-              <w:rPr>
-                <w:sz w:val="24"/>
-                <w:szCs w:val="24"/>
-              </w:rPr>
-              <w:t>авто.Место_нахождения</w:t>
-            </w:r>
-            <w:proofErr w:type="spellEnd"/>
-            <w:r>
-              <w:rPr>
-                <w:sz w:val="24"/>
-                <w:szCs w:val="24"/>
-              </w:rPr>
-              <w:t>}}</w:t>
-            </w:r>
-          </w:p>
-        </w:tc>
-        <w:tc>
-          <w:tcPr>
-            <w:tcW w:w="1474" w:type="dxa"/>
-            <w:tcBorders>
-              <w:bottom w:val="single" w:sz="4" w:space="0" w:color="auto"/>
-            </w:tcBorders>
-            <w:vAlign w:val="center"/>
-          </w:tcPr>
-          <w:p>
-            <w:pPr>
-              <w:jc w:val="center"/>
-              <w:rPr>
-                <w:sz w:val="24"/>
-                <w:szCs w:val="24"/>
-              </w:rPr>
-            </w:pPr>
-            <w:r>
-              <w:rPr>
-                <w:sz w:val="24"/>
-                <w:szCs w:val="24"/>
-              </w:rPr>
-              <w:t>{{</w:t>
-            </w:r>
-            <w:proofErr w:type="spellStart"/>
-            <w:r>
-              <w:rPr>
-                <w:sz w:val="24"/>
-                <w:szCs w:val="24"/>
-              </w:rPr>
-              <w:t>авто.Стоимость</w:t>
-            </w:r>
-            <w:proofErr w:type="spellEnd"/>
-            <w:r>
-              <w:rPr>
-                <w:sz w:val="24"/>
-                <w:szCs w:val="24"/>
-              </w:rPr>
-              <w:t>}}</w:t>
-            </w:r>
-          </w:p>
-        </w:tc>
-        <w:tc>
-          <w:tcPr>
-            <w:tcW w:w="1474" w:type="dxa"/>
-            <w:tcBorders>
-              <w:bottom w:val="single" w:sz="4" w:space="0" w:color="auto"/>
-            </w:tcBorders>
-            <w:vAlign w:val="center"/>
-          </w:tcPr>
-          <w:p>
-            <w:pPr>
-              <w:jc w:val="center"/>
-              <w:rPr>
-                <w:sz w:val="24"/>
-                <w:szCs w:val="24"/>
-              </w:rPr>
-            </w:pPr>
-            <w:r>
-              <w:rPr>
-                <w:sz w:val="24"/>
-                <w:szCs w:val="24"/>
-              </w:rPr>
-              <w:t>{{</w:t>
-            </w:r>
-            <w:proofErr w:type="spellStart"/>
-            <w:r>
-              <w:rPr>
-                <w:sz w:val="24"/>
-                <w:szCs w:val="24"/>
-              </w:rPr>
-              <w:t>авто.Сведения_о_залоге</w:t>
-            </w:r>
-            <w:proofErr w:type="spellEnd"/>
-            <w:r>
-              <w:rPr>
-                <w:sz w:val="24"/>
-                <w:szCs w:val="24"/>
-              </w:rPr>
-              <w:t>}}</w:t>
+              <w:t>{{авто.Идентификационный_номер}}</w:t>
+            </w:r>
+          </w:p>
+        </w:tc>
+        <w:tc>
+          <w:tcPr>
+            <w:tcW w:w="1474" w:type="dxa"/>
+            <w:tcBorders>
+              <w:bottom w:val="single" w:sz="4" w:space="0" w:color="auto"/>
+            </w:tcBorders>
+            <w:vAlign w:val="center"/>
+          </w:tcPr>
+          <w:p>
+            <w:pPr>
+              <w:jc w:val="center"/>
+              <w:rPr>
+                <w:sz w:val="24"/>
+                <w:szCs w:val="24"/>
+              </w:rPr>
+            </w:pPr>
+            <w:r>
+              <w:rPr>
+                <w:sz w:val="24"/>
+                <w:szCs w:val="24"/>
+              </w:rPr>
+              <w:t>{{авто.Вид_собственности}}</w:t>
+            </w:r>
+          </w:p>
+        </w:tc>
+        <w:tc>
+          <w:tcPr>
+            <w:tcW w:w="1474" w:type="dxa"/>
+            <w:tcBorders>
+              <w:bottom w:val="single" w:sz="4" w:space="0" w:color="auto"/>
+            </w:tcBorders>
+            <w:vAlign w:val="center"/>
+          </w:tcPr>
+          <w:p>
+            <w:pPr>
+              <w:jc w:val="center"/>
+              <w:rPr>
+                <w:sz w:val="24"/>
+                <w:szCs w:val="24"/>
+              </w:rPr>
+            </w:pPr>
+            <w:r>
+              <w:rPr>
+                <w:sz w:val="24"/>
+                <w:szCs w:val="24"/>
+              </w:rPr>
+              <w:t>{{авто.Место_нахождения}}</w:t>
+            </w:r>
+          </w:p>
+        </w:tc>
+        <w:tc>
+          <w:tcPr>
+            <w:tcW w:w="1474" w:type="dxa"/>
+            <w:tcBorders>
+              <w:bottom w:val="single" w:sz="4" w:space="0" w:color="auto"/>
+            </w:tcBorders>
+            <w:vAlign w:val="center"/>
+          </w:tcPr>
+          <w:p>
+            <w:pPr>
+              <w:jc w:val="center"/>
+              <w:rPr>
+                <w:sz w:val="24"/>
+                <w:szCs w:val="24"/>
+              </w:rPr>
+            </w:pPr>
+            <w:r>
+              <w:rPr>
+                <w:sz w:val="24"/>
+                <w:szCs w:val="24"/>
+              </w:rPr>
+              <w:t>{{авто.Стоимость}}</w:t>
+            </w:r>
+          </w:p>
+        </w:tc>
+        <w:tc>
+          <w:tcPr>
+            <w:tcW w:w="1474" w:type="dxa"/>
+            <w:tcBorders>
+              <w:bottom w:val="single" w:sz="4" w:space="0" w:color="auto"/>
+            </w:tcBorders>
+            <w:vAlign w:val="center"/>
+          </w:tcPr>
+          <w:p>
+            <w:pPr>
+              <w:jc w:val="center"/>
+              <w:rPr>
+                <w:sz w:val="24"/>
+                <w:szCs w:val="24"/>
+              </w:rPr>
+            </w:pPr>
+            <w:r>
+              <w:rPr>
+                <w:sz w:val="24"/>
+                <w:szCs w:val="24"/>
+              </w:rPr>
+              <w:t>{{авто.Сведения_о_залоге}}</w:t>
             </w:r>
           </w:p>
         </w:tc>
@@ -6423,39 +5462,7 @@
                 <w:sz w:val="24"/>
                 <w:szCs w:val="24"/>
               </w:rPr>
-              <w:t>{%</w:t>
-            </w:r>
-            <w:proofErr w:type="spellStart"/>
-            <w:r>
-              <w:rPr>
-                <w:sz w:val="24"/>
-                <w:szCs w:val="24"/>
-              </w:rPr>
-              <w:t>tr</w:t>
-            </w:r>
-            <w:proofErr w:type="spellEnd"/>
-            <w:r>
-              <w:rPr>
-                <w:sz w:val="24"/>
-                <w:szCs w:val="24"/>
-              </w:rPr>
-              <w:t xml:space="preserve"> </w:t>
-            </w:r>
-            <w:proofErr w:type="spellStart"/>
-            <w:r>
-              <w:rPr>
-                <w:sz w:val="24"/>
-                <w:szCs w:val="24"/>
-              </w:rPr>
-              <w:t>endfor</w:t>
-            </w:r>
-            <w:proofErr w:type="spellEnd"/>
-            <w:r>
-              <w:rPr>
-                <w:sz w:val="24"/>
-                <w:szCs w:val="24"/>
-              </w:rPr>
-              <w:t xml:space="preserve"> %}</w:t>
+              <w:t>{%tr endfor %}</w:t>
             </w:r>
           </w:p>
         </w:tc>
@@ -6589,33 +5596,8 @@
                 <w:sz w:val="24"/>
                 <w:szCs w:val="24"/>
               </w:rPr>
-              <w:t>{%</w:t>
-            </w:r>
-            <w:proofErr w:type="spellStart"/>
-            <w:r>
-              <w:rPr>
-                <w:sz w:val="24"/>
-                <w:szCs w:val="24"/>
-              </w:rPr>
-              <w:t>tr</w:t>
-            </w:r>
-            <w:proofErr w:type="spellEnd"/>
-            <w:r>
-              <w:rPr>
-                <w:sz w:val="24"/>
-                <w:szCs w:val="24"/>
-              </w:rPr>
-              <w:t xml:space="preserve"> </w:t>
-            </w:r>
-            <w:proofErr w:type="spellStart"/>
-            <w:r>
-              <w:rPr>
-                <w:sz w:val="24"/>
-                <w:szCs w:val="24"/>
-              </w:rPr>
-              <w:t>for</w:t>
-            </w:r>
-            <w:proofErr w:type="spellEnd"/>
+              <w:t>{%tr for</w:t>
+            </w:r>
             <w:r>
               <w:rPr>
                 <w:sz w:val="24"/>
@@ -6628,17 +5610,8 @@
                 <w:sz w:val="24"/>
                 <w:szCs w:val="24"/>
               </w:rPr>
-              <w:t xml:space="preserve"> </w:t>
-            </w:r>
-            <w:proofErr w:type="spellStart"/>
-            <w:r>
-              <w:rPr>
-                <w:sz w:val="24"/>
-                <w:szCs w:val="24"/>
-              </w:rPr>
-              <w:t>in</w:t>
-            </w:r>
-            <w:proofErr w:type="spellEnd"/>
+              <w:t xml:space="preserve"> in</w:t>
+            </w:r>
             <w:r>
               <w:rPr>
                 <w:sz w:val="24"/>
@@ -6767,6 +5740,13 @@
                 <w:sz w:val="24"/>
                 <w:szCs w:val="24"/>
               </w:rPr>
+              <w:t>{% vm %}</w:t>
+            </w:r>
+            <w:r>
+              <w:rPr>
+                <w:sz w:val="24"/>
+                <w:szCs w:val="24"/>
+              </w:rPr>
               <w:t>2.2</w:t>
             </w:r>
           </w:p>
@@ -6777,7 +5757,6 @@
             <w:tcBorders>
               <w:bottom w:val="single" w:sz="4" w:space="0" w:color="auto"/>
             </w:tcBorders>
-            <w:vAlign w:val="bottom"/>
           </w:tcPr>
           <w:p>
             <w:pPr>
@@ -6792,6 +5771,13 @@
                 <w:sz w:val="24"/>
                 <w:szCs w:val="24"/>
               </w:rPr>
+              <w:t>{% vm %}</w:t>
+            </w:r>
+            <w:r>
+              <w:rPr>
+                <w:sz w:val="24"/>
+                <w:szCs w:val="24"/>
+              </w:rPr>
               <w:t>Автомобили грузовые:</w:t>
             </w:r>
           </w:p>
@@ -6808,34 +5794,47 @@
                 <w:sz w:val="24"/>
                 <w:szCs w:val="24"/>
               </w:rPr>
-              <w:t>1)</w:t>
-            </w:r>
-          </w:p>
-        </w:tc>
-        <w:tc>
-          <w:tcPr>
-            <w:tcW w:w="1474" w:type="dxa"/>
-            <w:tcBorders>
-              <w:bottom w:val="single" w:sz="4" w:space="0" w:color="auto"/>
-            </w:tcBorders>
-            <w:vAlign w:val="center"/>
-          </w:tcPr>
-          <w:p>
-            <w:pPr>
-              <w:jc w:val="center"/>
-              <w:rPr>
-                <w:sz w:val="24"/>
-                <w:szCs w:val="24"/>
-              </w:rPr>
-            </w:pPr>
-            <w:r>
-              <w:rPr>
-                <w:sz w:val="24"/>
-                <w:szCs w:val="24"/>
-              </w:rPr>
               <w:t>{{</w:t>
             </w:r>
-            <w:proofErr w:type="spellStart"/>
+            <w:r>
+              <w:rPr>
+                <w:sz w:val="24"/>
+                <w:szCs w:val="24"/>
+              </w:rPr>
+              <w:t>грузовик.Число</w:t>
+            </w:r>
+            <w:r>
+              <w:rPr>
+                <w:sz w:val="24"/>
+                <w:szCs w:val="24"/>
+              </w:rPr>
+              <w:t>}}</w:t>
+            </w:r>
+          </w:p>
+        </w:tc>
+        <w:tc>
+          <w:tcPr>
+            <w:tcW w:w="1474" w:type="dxa"/>
+            <w:tcBorders>
+              <w:bottom w:val="single" w:sz="4" w:space="0" w:color="auto"/>
+            </w:tcBorders>
+            <w:vAlign w:val="center"/>
+          </w:tcPr>
+          <w:p>
+            <w:pPr>
+              <w:jc w:val="center"/>
+              <w:rPr>
+                <w:sz w:val="24"/>
+                <w:szCs w:val="24"/>
+              </w:rPr>
+            </w:pPr>
+            <w:r>
+              <w:rPr>
+                <w:sz w:val="24"/>
+                <w:szCs w:val="24"/>
+              </w:rPr>
+              <w:t>{{</w:t>
+            </w:r>
             <w:r>
               <w:rPr>
                 <w:sz w:val="24"/>
@@ -6848,15 +5847,7 @@
                 <w:sz w:val="24"/>
                 <w:szCs w:val="24"/>
               </w:rPr>
-              <w:t>.Идентификационный_номер</w:t>
-            </w:r>
-            <w:proofErr w:type="spellEnd"/>
-            <w:r>
-              <w:rPr>
-                <w:sz w:val="24"/>
-                <w:szCs w:val="24"/>
-              </w:rPr>
-              <w:t>}}</w:t>
+              <w:t>.Идентификационный_номер}}</w:t>
             </w:r>
           </w:p>
         </w:tc>
@@ -6888,30 +5879,14 @@
                 <w:sz w:val="24"/>
                 <w:szCs w:val="24"/>
               </w:rPr>
-              <w:t xml:space="preserve"> </w:t>
-            </w:r>
-            <w:proofErr w:type="spellStart"/>
-            <w:r>
-              <w:rPr>
-                <w:sz w:val="24"/>
-                <w:szCs w:val="24"/>
-              </w:rPr>
-              <w:t>грузовик</w:t>
-            </w:r>
-            <w:r>
-              <w:rPr>
-                <w:sz w:val="24"/>
-                <w:szCs w:val="24"/>
-              </w:rPr>
-              <w:t>.Вид_собственности</w:t>
-            </w:r>
-            <w:proofErr w:type="spellEnd"/>
-            <w:r>
-              <w:rPr>
-                <w:sz w:val="24"/>
-                <w:szCs w:val="24"/>
-              </w:rPr>
-              <w:t>}}</w:t>
+              <w:t xml:space="preserve"> грузовик</w:t>
+            </w:r>
+            <w:r>
+              <w:rPr>
+                <w:sz w:val="24"/>
+                <w:szCs w:val="24"/>
+              </w:rPr>
+              <w:t>.Вид_собственности}}</w:t>
             </w:r>
           </w:p>
         </w:tc>
@@ -6943,30 +5918,14 @@
                 <w:sz w:val="24"/>
                 <w:szCs w:val="24"/>
               </w:rPr>
-              <w:t xml:space="preserve"> </w:t>
-            </w:r>
-            <w:proofErr w:type="spellStart"/>
-            <w:r>
-              <w:rPr>
-                <w:sz w:val="24"/>
-                <w:szCs w:val="24"/>
-              </w:rPr>
-              <w:t>грузовик</w:t>
-            </w:r>
-            <w:r>
-              <w:rPr>
-                <w:sz w:val="24"/>
-                <w:szCs w:val="24"/>
-              </w:rPr>
-              <w:t>.Место_нахождения</w:t>
-            </w:r>
-            <w:proofErr w:type="spellEnd"/>
-            <w:r>
-              <w:rPr>
-                <w:sz w:val="24"/>
-                <w:szCs w:val="24"/>
-              </w:rPr>
-              <w:t>}}</w:t>
+              <w:t xml:space="preserve"> грузовик</w:t>
+            </w:r>
+            <w:r>
+              <w:rPr>
+                <w:sz w:val="24"/>
+                <w:szCs w:val="24"/>
+              </w:rPr>
+              <w:t>.Место_нахождения}}</w:t>
             </w:r>
           </w:p>
         </w:tc>
@@ -6998,30 +5957,14 @@
                 <w:sz w:val="24"/>
                 <w:szCs w:val="24"/>
               </w:rPr>
-              <w:t xml:space="preserve"> </w:t>
-            </w:r>
-            <w:proofErr w:type="spellStart"/>
-            <w:r>
-              <w:rPr>
-                <w:sz w:val="24"/>
-                <w:szCs w:val="24"/>
-              </w:rPr>
-              <w:t>грузовик</w:t>
-            </w:r>
-            <w:r>
-              <w:rPr>
-                <w:sz w:val="24"/>
-                <w:szCs w:val="24"/>
-              </w:rPr>
-              <w:t>.Стоимость</w:t>
-            </w:r>
-            <w:proofErr w:type="spellEnd"/>
-            <w:r>
-              <w:rPr>
-                <w:sz w:val="24"/>
-                <w:szCs w:val="24"/>
-              </w:rPr>
-              <w:t>}}</w:t>
+              <w:t xml:space="preserve"> грузовик</w:t>
+            </w:r>
+            <w:r>
+              <w:rPr>
+                <w:sz w:val="24"/>
+                <w:szCs w:val="24"/>
+              </w:rPr>
+              <w:t>.Стоимость}}</w:t>
             </w:r>
           </w:p>
         </w:tc>
@@ -7053,30 +5996,14 @@
                 <w:sz w:val="24"/>
                 <w:szCs w:val="24"/>
               </w:rPr>
-              <w:t xml:space="preserve"> </w:t>
-            </w:r>
-            <w:proofErr w:type="spellStart"/>
-            <w:r>
-              <w:rPr>
-                <w:sz w:val="24"/>
-                <w:szCs w:val="24"/>
-              </w:rPr>
-              <w:t>грузовик</w:t>
-            </w:r>
-            <w:r>
-              <w:rPr>
-                <w:sz w:val="24"/>
-                <w:szCs w:val="24"/>
-              </w:rPr>
-              <w:t>.Сведения_о_залоге</w:t>
-            </w:r>
-            <w:proofErr w:type="spellEnd"/>
-            <w:r>
-              <w:rPr>
-                <w:sz w:val="24"/>
-                <w:szCs w:val="24"/>
-              </w:rPr>
-              <w:t>}}</w:t>
+              <w:t xml:space="preserve"> грузовик</w:t>
+            </w:r>
+            <w:r>
+              <w:rPr>
+                <w:sz w:val="24"/>
+                <w:szCs w:val="24"/>
+              </w:rPr>
+              <w:t>.Сведения_о_залоге}}</w:t>
             </w:r>
           </w:p>
         </w:tc>
@@ -7120,39 +6047,7 @@
                 <w:sz w:val="24"/>
                 <w:szCs w:val="24"/>
               </w:rPr>
-              <w:t>{%</w:t>
-            </w:r>
-            <w:proofErr w:type="spellStart"/>
-            <w:r>
-              <w:rPr>
-                <w:sz w:val="24"/>
-                <w:szCs w:val="24"/>
-              </w:rPr>
-              <w:t>tr</w:t>
-            </w:r>
-            <w:proofErr w:type="spellEnd"/>
-            <w:r>
-              <w:rPr>
-                <w:sz w:val="24"/>
-                <w:szCs w:val="24"/>
-              </w:rPr>
-              <w:t xml:space="preserve"> </w:t>
-            </w:r>
-            <w:proofErr w:type="spellStart"/>
-            <w:r>
-              <w:rPr>
-                <w:sz w:val="24"/>
-                <w:szCs w:val="24"/>
-              </w:rPr>
-              <w:t>endfor</w:t>
-            </w:r>
-            <w:proofErr w:type="spellEnd"/>
-            <w:r>
-              <w:rPr>
-                <w:sz w:val="24"/>
-                <w:szCs w:val="24"/>
-              </w:rPr>
-              <w:t xml:space="preserve"> %}</w:t>
+              <w:t>{%tr endfor %}</w:t>
             </w:r>
           </w:p>
         </w:tc>
@@ -7288,7 +6183,14 @@
                 <w:szCs w:val="24"/>
                 <w:lang w:val="en-US"/>
               </w:rPr>
-              <w:t>{%tr for</w:t>
+              <w:t xml:space="preserve">{%tr for </w:t>
+            </w:r>
+            <w:r>
+              <w:rPr>
+                <w:sz w:val="24"/>
+                <w:szCs w:val="24"/>
+              </w:rPr>
+              <w:t>мотоцикл</w:t>
             </w:r>
             <w:r>
               <w:rPr>
@@ -7296,32 +6198,8 @@
                 <w:szCs w:val="24"/>
                 <w:lang w:val="en-US"/>
               </w:rPr>
-              <w:t xml:space="preserve"> </w:t>
-            </w:r>
-            <w:r>
-              <w:rPr>
-                <w:sz w:val="24"/>
-                <w:szCs w:val="24"/>
-              </w:rPr>
-              <w:t>мотоцикл</w:t>
-            </w:r>
-            <w:r>
-              <w:rPr>
-                <w:sz w:val="24"/>
-                <w:szCs w:val="24"/>
-                <w:lang w:val="en-US"/>
-              </w:rPr>
-              <w:t xml:space="preserve"> in</w:t>
-            </w:r>
-            <w:r>
-              <w:rPr>
-                <w:sz w:val="24"/>
-                <w:szCs w:val="24"/>
-                <w:lang w:val="en-US"/>
-              </w:rPr>
-              <w:t xml:space="preserve"> </w:t>
-            </w:r>
-            <w:proofErr w:type="spellStart"/>
+              <w:t xml:space="preserve"> in </w:t>
+            </w:r>
             <w:r>
               <w:rPr>
                 <w:sz w:val="24"/>
@@ -7329,7 +6207,6 @@
               </w:rPr>
               <w:t>мото</w:t>
             </w:r>
-            <w:proofErr w:type="spellEnd"/>
             <w:r>
               <w:rPr>
                 <w:sz w:val="24"/>
@@ -7458,6 +6335,13 @@
                 <w:sz w:val="24"/>
                 <w:szCs w:val="24"/>
               </w:rPr>
+              <w:t>{% vm %}</w:t>
+            </w:r>
+            <w:r>
+              <w:rPr>
+                <w:sz w:val="24"/>
+                <w:szCs w:val="24"/>
+              </w:rPr>
               <w:t>2.3</w:t>
             </w:r>
           </w:p>
@@ -7468,7 +6352,6 @@
             <w:tcBorders>
               <w:bottom w:val="single" w:sz="4" w:space="0" w:color="auto"/>
             </w:tcBorders>
-            <w:vAlign w:val="bottom"/>
           </w:tcPr>
           <w:p>
             <w:pPr>
@@ -7479,21 +6362,19 @@
                 <w:szCs w:val="24"/>
               </w:rPr>
             </w:pPr>
-            <w:proofErr w:type="spellStart"/>
-            <w:r>
-              <w:rPr>
-                <w:sz w:val="24"/>
-                <w:szCs w:val="24"/>
-              </w:rPr>
-              <w:t>Мототранспортные</w:t>
-            </w:r>
-            <w:proofErr w:type="spellEnd"/>
-            <w:r>
-              <w:rPr>
-                <w:sz w:val="24"/>
-                <w:szCs w:val="24"/>
-              </w:rPr>
-              <w:t xml:space="preserve"> средства:</w:t>
+            <w:r>
+              <w:rPr>
+                <w:sz w:val="24"/>
+                <w:szCs w:val="24"/>
+              </w:rPr>
+              <w:t>{% vm %}</w:t>
+            </w:r>
+            <w:r>
+              <w:rPr>
+                <w:sz w:val="24"/>
+                <w:szCs w:val="24"/>
+              </w:rPr>
+              <w:t>Мототранспортные средства:</w:t>
             </w:r>
           </w:p>
           <w:p>
@@ -7510,7 +6391,21 @@
                 <w:sz w:val="24"/>
                 <w:szCs w:val="24"/>
               </w:rPr>
-              <w:t>1)</w:t>
+              <w:t>{{</w:t>
+            </w:r>
+            <w:r>
+              <w:rPr>
+                <w:sz w:val="24"/>
+                <w:szCs w:val="24"/>
+              </w:rPr>
+              <w:t>мотоцикл.Число</w:t>
+            </w:r>
+            <w:r>
+              <w:rPr>
+                <w:sz w:val="24"/>
+                <w:szCs w:val="24"/>
+              </w:rPr>
+              <w:t>}}</w:t>
             </w:r>
           </w:p>
         </w:tc>
@@ -7543,30 +6438,14 @@
                 <w:sz w:val="24"/>
                 <w:szCs w:val="24"/>
               </w:rPr>
-              <w:t xml:space="preserve"> </w:t>
-            </w:r>
-            <w:proofErr w:type="spellStart"/>
-            <w:r>
-              <w:rPr>
-                <w:sz w:val="24"/>
-                <w:szCs w:val="24"/>
-              </w:rPr>
-              <w:t>мотоцикл</w:t>
-            </w:r>
-            <w:r>
-              <w:rPr>
-                <w:sz w:val="24"/>
-                <w:szCs w:val="24"/>
-              </w:rPr>
-              <w:t>.Идентификационный_номер</w:t>
-            </w:r>
-            <w:proofErr w:type="spellEnd"/>
-            <w:r>
-              <w:rPr>
-                <w:sz w:val="24"/>
-                <w:szCs w:val="24"/>
-              </w:rPr>
-              <w:t>}}</w:t>
+              <w:t xml:space="preserve"> мотоцикл</w:t>
+            </w:r>
+            <w:r>
+              <w:rPr>
+                <w:sz w:val="24"/>
+                <w:szCs w:val="24"/>
+              </w:rPr>
+              <w:t>.Идентификационный_номер}}</w:t>
             </w:r>
           </w:p>
         </w:tc>
@@ -7599,30 +6478,14 @@
                 <w:sz w:val="24"/>
                 <w:szCs w:val="24"/>
               </w:rPr>
-              <w:t xml:space="preserve"> </w:t>
-            </w:r>
-            <w:proofErr w:type="spellStart"/>
-            <w:r>
-              <w:rPr>
-                <w:sz w:val="24"/>
-                <w:szCs w:val="24"/>
-              </w:rPr>
-              <w:t>мотоцикл</w:t>
-            </w:r>
-            <w:r>
-              <w:rPr>
-                <w:sz w:val="24"/>
-                <w:szCs w:val="24"/>
-              </w:rPr>
-              <w:t>.Вид_собственности</w:t>
-            </w:r>
-            <w:proofErr w:type="spellEnd"/>
-            <w:r>
-              <w:rPr>
-                <w:sz w:val="24"/>
-                <w:szCs w:val="24"/>
-              </w:rPr>
-              <w:t>}}</w:t>
+              <w:t xml:space="preserve"> мотоцикл</w:t>
+            </w:r>
+            <w:r>
+              <w:rPr>
+                <w:sz w:val="24"/>
+                <w:szCs w:val="24"/>
+              </w:rPr>
+              <w:t>.Вид_собственности}}</w:t>
             </w:r>
           </w:p>
         </w:tc>
@@ -7655,30 +6518,14 @@
                 <w:sz w:val="24"/>
                 <w:szCs w:val="24"/>
               </w:rPr>
-              <w:t xml:space="preserve"> </w:t>
-            </w:r>
-            <w:proofErr w:type="spellStart"/>
-            <w:r>
-              <w:rPr>
-                <w:sz w:val="24"/>
-                <w:szCs w:val="24"/>
-              </w:rPr>
-              <w:t>мотоцикл</w:t>
-            </w:r>
-            <w:r>
-              <w:rPr>
-                <w:sz w:val="24"/>
-                <w:szCs w:val="24"/>
-              </w:rPr>
-              <w:t>.Место_нахождения</w:t>
-            </w:r>
-            <w:proofErr w:type="spellEnd"/>
-            <w:r>
-              <w:rPr>
-                <w:sz w:val="24"/>
-                <w:szCs w:val="24"/>
-              </w:rPr>
-              <w:t>}}</w:t>
+              <w:t xml:space="preserve"> мотоцикл</w:t>
+            </w:r>
+            <w:r>
+              <w:rPr>
+                <w:sz w:val="24"/>
+                <w:szCs w:val="24"/>
+              </w:rPr>
+              <w:t>.Место_нахождения}}</w:t>
             </w:r>
           </w:p>
         </w:tc>
@@ -7711,30 +6558,14 @@
                 <w:sz w:val="24"/>
                 <w:szCs w:val="24"/>
               </w:rPr>
-              <w:t xml:space="preserve"> </w:t>
-            </w:r>
-            <w:proofErr w:type="spellStart"/>
-            <w:r>
-              <w:rPr>
-                <w:sz w:val="24"/>
-                <w:szCs w:val="24"/>
-              </w:rPr>
-              <w:t>мотоцикл</w:t>
-            </w:r>
-            <w:r>
-              <w:rPr>
-                <w:sz w:val="24"/>
-                <w:szCs w:val="24"/>
-              </w:rPr>
-              <w:t>.Стоимость</w:t>
-            </w:r>
-            <w:proofErr w:type="spellEnd"/>
-            <w:r>
-              <w:rPr>
-                <w:sz w:val="24"/>
-                <w:szCs w:val="24"/>
-              </w:rPr>
-              <w:t>}}</w:t>
+              <w:t xml:space="preserve"> мотоцикл</w:t>
+            </w:r>
+            <w:r>
+              <w:rPr>
+                <w:sz w:val="24"/>
+                <w:szCs w:val="24"/>
+              </w:rPr>
+              <w:t>.Стоимость}}</w:t>
             </w:r>
           </w:p>
         </w:tc>
@@ -7767,30 +6598,14 @@
                 <w:sz w:val="24"/>
                 <w:szCs w:val="24"/>
               </w:rPr>
-              <w:t xml:space="preserve"> </w:t>
-            </w:r>
-            <w:proofErr w:type="spellStart"/>
-            <w:r>
-              <w:rPr>
-                <w:sz w:val="24"/>
-                <w:szCs w:val="24"/>
-              </w:rPr>
-              <w:t>мотоцикл</w:t>
-            </w:r>
-            <w:r>
-              <w:rPr>
-                <w:sz w:val="24"/>
-                <w:szCs w:val="24"/>
-              </w:rPr>
-              <w:t>.Сведения_о_залоге</w:t>
-            </w:r>
-            <w:proofErr w:type="spellEnd"/>
-            <w:r>
-              <w:rPr>
-                <w:sz w:val="24"/>
-                <w:szCs w:val="24"/>
-              </w:rPr>
-              <w:t>}}</w:t>
+              <w:t xml:space="preserve"> мотоцикл</w:t>
+            </w:r>
+            <w:r>
+              <w:rPr>
+                <w:sz w:val="24"/>
+                <w:szCs w:val="24"/>
+              </w:rPr>
+              <w:t>.Сведения_о_залоге}}</w:t>
             </w:r>
           </w:p>
         </w:tc>
@@ -7836,39 +6651,7 @@
                 <w:sz w:val="24"/>
                 <w:szCs w:val="24"/>
               </w:rPr>
-              <w:t>{%</w:t>
-            </w:r>
-            <w:proofErr w:type="spellStart"/>
-            <w:r>
-              <w:rPr>
-                <w:sz w:val="24"/>
-                <w:szCs w:val="24"/>
-              </w:rPr>
-              <w:t>tr</w:t>
-            </w:r>
-            <w:proofErr w:type="spellEnd"/>
-            <w:r>
-              <w:rPr>
-                <w:sz w:val="24"/>
-                <w:szCs w:val="24"/>
-              </w:rPr>
-              <w:t xml:space="preserve"> </w:t>
-            </w:r>
-            <w:proofErr w:type="spellStart"/>
-            <w:r>
-              <w:rPr>
-                <w:sz w:val="24"/>
-                <w:szCs w:val="24"/>
-              </w:rPr>
-              <w:t>endfor</w:t>
-            </w:r>
-            <w:proofErr w:type="spellEnd"/>
-            <w:r>
-              <w:rPr>
-                <w:sz w:val="24"/>
-                <w:szCs w:val="24"/>
-              </w:rPr>
-              <w:t xml:space="preserve"> %}</w:t>
+              <w:t>{%tr endfor %}</w:t>
             </w:r>
           </w:p>
         </w:tc>
@@ -8009,33 +6792,8 @@
                 <w:sz w:val="24"/>
                 <w:szCs w:val="24"/>
               </w:rPr>
-              <w:t>{%</w:t>
-            </w:r>
-            <w:proofErr w:type="spellStart"/>
-            <w:r>
-              <w:rPr>
-                <w:sz w:val="24"/>
-                <w:szCs w:val="24"/>
-              </w:rPr>
-              <w:t>tr</w:t>
-            </w:r>
-            <w:proofErr w:type="spellEnd"/>
-            <w:r>
-              <w:rPr>
-                <w:sz w:val="24"/>
-                <w:szCs w:val="24"/>
-              </w:rPr>
-              <w:t xml:space="preserve"> </w:t>
-            </w:r>
-            <w:proofErr w:type="spellStart"/>
-            <w:r>
-              <w:rPr>
-                <w:sz w:val="24"/>
-                <w:szCs w:val="24"/>
-              </w:rPr>
-              <w:t>for</w:t>
-            </w:r>
-            <w:proofErr w:type="spellEnd"/>
+              <w:t>{%tr for</w:t>
+            </w:r>
             <w:r>
               <w:rPr>
                 <w:sz w:val="24"/>
@@ -8048,17 +6806,8 @@
                 <w:sz w:val="24"/>
                 <w:szCs w:val="24"/>
               </w:rPr>
-              <w:t xml:space="preserve"> </w:t>
-            </w:r>
-            <w:proofErr w:type="spellStart"/>
-            <w:r>
-              <w:rPr>
-                <w:sz w:val="24"/>
-                <w:szCs w:val="24"/>
-              </w:rPr>
-              <w:t>in</w:t>
-            </w:r>
-            <w:proofErr w:type="spellEnd"/>
+              <w:t xml:space="preserve"> in</w:t>
+            </w:r>
             <w:r>
               <w:rPr>
                 <w:sz w:val="24"/>
@@ -8193,6 +6942,13 @@
                 <w:sz w:val="24"/>
                 <w:szCs w:val="24"/>
               </w:rPr>
+              <w:t>{% vm %}</w:t>
+            </w:r>
+            <w:r>
+              <w:rPr>
+                <w:sz w:val="24"/>
+                <w:szCs w:val="24"/>
+              </w:rPr>
               <w:t>2.4</w:t>
             </w:r>
           </w:p>
@@ -8204,7 +6960,6 @@
               <w:top w:val="single" w:sz="4" w:space="0" w:color="auto"/>
               <w:bottom w:val="single" w:sz="4" w:space="0" w:color="auto"/>
             </w:tcBorders>
-            <w:vAlign w:val="bottom"/>
           </w:tcPr>
           <w:p>
             <w:pPr>
@@ -8214,6 +6969,13 @@
                 <w:szCs w:val="24"/>
               </w:rPr>
             </w:pPr>
+            <w:r>
+              <w:rPr>
+                <w:sz w:val="24"/>
+                <w:szCs w:val="24"/>
+              </w:rPr>
+              <w:t>{% vm %}</w:t>
+            </w:r>
             <w:r>
               <w:rPr>
                 <w:sz w:val="24"/>
@@ -8251,7 +7013,21 @@
                 <w:sz w:val="24"/>
                 <w:szCs w:val="24"/>
               </w:rPr>
-              <w:t>1)</w:t>
+              <w:t>{{</w:t>
+            </w:r>
+            <w:r>
+              <w:rPr>
+                <w:sz w:val="24"/>
+                <w:szCs w:val="24"/>
+              </w:rPr>
+              <w:t>техника.Число</w:t>
+            </w:r>
+            <w:r>
+              <w:rPr>
+                <w:sz w:val="24"/>
+                <w:szCs w:val="24"/>
+              </w:rPr>
+              <w:t>}}</w:t>
             </w:r>
           </w:p>
         </w:tc>
@@ -8284,30 +7060,14 @@
                 <w:sz w:val="24"/>
                 <w:szCs w:val="24"/>
               </w:rPr>
-              <w:t xml:space="preserve"> </w:t>
-            </w:r>
-            <w:proofErr w:type="spellStart"/>
-            <w:r>
-              <w:rPr>
-                <w:sz w:val="24"/>
-                <w:szCs w:val="24"/>
-              </w:rPr>
-              <w:t>техника</w:t>
-            </w:r>
-            <w:r>
-              <w:rPr>
-                <w:sz w:val="24"/>
-                <w:szCs w:val="24"/>
-              </w:rPr>
-              <w:t>.Идентификационный_номер</w:t>
-            </w:r>
-            <w:proofErr w:type="spellEnd"/>
-            <w:r>
-              <w:rPr>
-                <w:sz w:val="24"/>
-                <w:szCs w:val="24"/>
-              </w:rPr>
-              <w:t>}}</w:t>
+              <w:t xml:space="preserve"> техника</w:t>
+            </w:r>
+            <w:r>
+              <w:rPr>
+                <w:sz w:val="24"/>
+                <w:szCs w:val="24"/>
+              </w:rPr>
+              <w:t>.Идентификационный_номер}}</w:t>
             </w:r>
           </w:p>
         </w:tc>
@@ -8340,30 +7100,14 @@
                 <w:sz w:val="24"/>
                 <w:szCs w:val="24"/>
               </w:rPr>
-              <w:t xml:space="preserve"> </w:t>
-            </w:r>
-            <w:proofErr w:type="spellStart"/>
-            <w:r>
-              <w:rPr>
-                <w:sz w:val="24"/>
-                <w:szCs w:val="24"/>
-              </w:rPr>
-              <w:t>техника</w:t>
-            </w:r>
-            <w:r>
-              <w:rPr>
-                <w:sz w:val="24"/>
-                <w:szCs w:val="24"/>
-              </w:rPr>
-              <w:t>.Вид_собственности</w:t>
-            </w:r>
-            <w:proofErr w:type="spellEnd"/>
-            <w:r>
-              <w:rPr>
-                <w:sz w:val="24"/>
-                <w:szCs w:val="24"/>
-              </w:rPr>
-              <w:t>}}</w:t>
+              <w:t xml:space="preserve"> техника</w:t>
+            </w:r>
+            <w:r>
+              <w:rPr>
+                <w:sz w:val="24"/>
+                <w:szCs w:val="24"/>
+              </w:rPr>
+              <w:t>.Вид_собственности}}</w:t>
             </w:r>
           </w:p>
         </w:tc>
@@ -8396,30 +7140,14 @@
                 <w:sz w:val="24"/>
                 <w:szCs w:val="24"/>
               </w:rPr>
-              <w:t xml:space="preserve"> </w:t>
-            </w:r>
-            <w:proofErr w:type="spellStart"/>
-            <w:r>
-              <w:rPr>
-                <w:sz w:val="24"/>
-                <w:szCs w:val="24"/>
-              </w:rPr>
-              <w:t>техника</w:t>
-            </w:r>
-            <w:r>
-              <w:rPr>
-                <w:sz w:val="24"/>
-                <w:szCs w:val="24"/>
-              </w:rPr>
-              <w:t>.Место_нахождения</w:t>
-            </w:r>
-            <w:proofErr w:type="spellEnd"/>
-            <w:r>
-              <w:rPr>
-                <w:sz w:val="24"/>
-                <w:szCs w:val="24"/>
-              </w:rPr>
-              <w:t>}}</w:t>
+              <w:t xml:space="preserve"> техника</w:t>
+            </w:r>
+            <w:r>
+              <w:rPr>
+                <w:sz w:val="24"/>
+                <w:szCs w:val="24"/>
+              </w:rPr>
+              <w:t>.Место_нахождения}}</w:t>
             </w:r>
           </w:p>
         </w:tc>
@@ -8452,30 +7180,14 @@
                 <w:sz w:val="24"/>
                 <w:szCs w:val="24"/>
               </w:rPr>
-              <w:t xml:space="preserve"> </w:t>
-            </w:r>
-            <w:proofErr w:type="spellStart"/>
-            <w:r>
-              <w:rPr>
-                <w:sz w:val="24"/>
-                <w:szCs w:val="24"/>
-              </w:rPr>
-              <w:t>техника</w:t>
-            </w:r>
-            <w:r>
-              <w:rPr>
-                <w:sz w:val="24"/>
-                <w:szCs w:val="24"/>
-              </w:rPr>
-              <w:t>.Стоимость</w:t>
-            </w:r>
-            <w:proofErr w:type="spellEnd"/>
-            <w:r>
-              <w:rPr>
-                <w:sz w:val="24"/>
-                <w:szCs w:val="24"/>
-              </w:rPr>
-              <w:t>}}</w:t>
+              <w:t xml:space="preserve"> техника</w:t>
+            </w:r>
+            <w:r>
+              <w:rPr>
+                <w:sz w:val="24"/>
+                <w:szCs w:val="24"/>
+              </w:rPr>
+              <w:t>.Стоимость}}</w:t>
             </w:r>
           </w:p>
         </w:tc>
@@ -8508,30 +7220,14 @@
                 <w:sz w:val="24"/>
                 <w:szCs w:val="24"/>
               </w:rPr>
-              <w:t xml:space="preserve"> </w:t>
-            </w:r>
-            <w:proofErr w:type="spellStart"/>
-            <w:r>
-              <w:rPr>
-                <w:sz w:val="24"/>
-                <w:szCs w:val="24"/>
-              </w:rPr>
-              <w:t>техника</w:t>
-            </w:r>
-            <w:r>
-              <w:rPr>
-                <w:sz w:val="24"/>
-                <w:szCs w:val="24"/>
-              </w:rPr>
-              <w:t>.Сведения_о_залоге</w:t>
-            </w:r>
-            <w:proofErr w:type="spellEnd"/>
-            <w:r>
-              <w:rPr>
-                <w:sz w:val="24"/>
-                <w:szCs w:val="24"/>
-              </w:rPr>
-              <w:t>}}</w:t>
+              <w:t xml:space="preserve"> техника</w:t>
+            </w:r>
+            <w:r>
+              <w:rPr>
+                <w:sz w:val="24"/>
+                <w:szCs w:val="24"/>
+              </w:rPr>
+              <w:t>.Сведения_о_залоге}}</w:t>
             </w:r>
           </w:p>
         </w:tc>
@@ -8577,39 +7273,7 @@
                 <w:sz w:val="24"/>
                 <w:szCs w:val="24"/>
               </w:rPr>
-              <w:t>{%</w:t>
-            </w:r>
-            <w:proofErr w:type="spellStart"/>
-            <w:r>
-              <w:rPr>
-                <w:sz w:val="24"/>
-                <w:szCs w:val="24"/>
-              </w:rPr>
-              <w:t>tr</w:t>
-            </w:r>
-            <w:proofErr w:type="spellEnd"/>
-            <w:r>
-              <w:rPr>
-                <w:sz w:val="24"/>
-                <w:szCs w:val="24"/>
-              </w:rPr>
-              <w:t xml:space="preserve"> </w:t>
-            </w:r>
-            <w:proofErr w:type="spellStart"/>
-            <w:r>
-              <w:rPr>
-                <w:sz w:val="24"/>
-                <w:szCs w:val="24"/>
-              </w:rPr>
-              <w:t>endfor</w:t>
-            </w:r>
-            <w:proofErr w:type="spellEnd"/>
-            <w:r>
-              <w:rPr>
-                <w:sz w:val="24"/>
-                <w:szCs w:val="24"/>
-              </w:rPr>
-              <w:t xml:space="preserve"> %}</w:t>
+              <w:t>{%tr endfor %}</w:t>
             </w:r>
           </w:p>
         </w:tc>
@@ -8750,33 +7414,8 @@
                 <w:sz w:val="24"/>
                 <w:szCs w:val="24"/>
               </w:rPr>
-              <w:t>{%</w:t>
-            </w:r>
-            <w:proofErr w:type="spellStart"/>
-            <w:r>
-              <w:rPr>
-                <w:sz w:val="24"/>
-                <w:szCs w:val="24"/>
-              </w:rPr>
-              <w:t>tr</w:t>
-            </w:r>
-            <w:proofErr w:type="spellEnd"/>
-            <w:r>
-              <w:rPr>
-                <w:sz w:val="24"/>
-                <w:szCs w:val="24"/>
-              </w:rPr>
-              <w:t xml:space="preserve"> </w:t>
-            </w:r>
-            <w:proofErr w:type="spellStart"/>
-            <w:r>
-              <w:rPr>
-                <w:sz w:val="24"/>
-                <w:szCs w:val="24"/>
-              </w:rPr>
-              <w:t>for</w:t>
-            </w:r>
-            <w:proofErr w:type="spellEnd"/>
+              <w:t>{%tr for</w:t>
+            </w:r>
             <w:r>
               <w:rPr>
                 <w:sz w:val="24"/>
@@ -8789,17 +7428,8 @@
                 <w:sz w:val="24"/>
                 <w:szCs w:val="24"/>
               </w:rPr>
-              <w:t xml:space="preserve"> </w:t>
-            </w:r>
-            <w:proofErr w:type="spellStart"/>
-            <w:r>
-              <w:rPr>
-                <w:sz w:val="24"/>
-                <w:szCs w:val="24"/>
-              </w:rPr>
-              <w:t>in</w:t>
-            </w:r>
-            <w:proofErr w:type="spellEnd"/>
+              <w:t xml:space="preserve"> in</w:t>
+            </w:r>
             <w:r>
               <w:rPr>
                 <w:sz w:val="24"/>
@@ -8933,6 +7563,13 @@
                 <w:sz w:val="24"/>
                 <w:szCs w:val="24"/>
               </w:rPr>
+              <w:t>{% vm %}</w:t>
+            </w:r>
+            <w:r>
+              <w:rPr>
+                <w:sz w:val="24"/>
+                <w:szCs w:val="24"/>
+              </w:rPr>
               <w:t>2.5</w:t>
             </w:r>
           </w:p>
@@ -8943,7 +7580,6 @@
             <w:tcBorders>
               <w:bottom w:val="single" w:sz="4" w:space="0" w:color="auto"/>
             </w:tcBorders>
-            <w:vAlign w:val="bottom"/>
           </w:tcPr>
           <w:p>
             <w:pPr>
@@ -8958,6 +7594,13 @@
                 <w:sz w:val="24"/>
                 <w:szCs w:val="24"/>
               </w:rPr>
+              <w:t>{% vm %}</w:t>
+            </w:r>
+            <w:r>
+              <w:rPr>
+                <w:sz w:val="24"/>
+                <w:szCs w:val="24"/>
+              </w:rPr>
               <w:t>Водный транспорт:</w:t>
             </w:r>
           </w:p>
@@ -8974,31 +7617,6 @@
                 <w:sz w:val="24"/>
                 <w:szCs w:val="24"/>
               </w:rPr>
-              <w:t>1)</w:t>
-            </w:r>
-          </w:p>
-        </w:tc>
-        <w:tc>
-          <w:tcPr>
-            <w:tcW w:w="1474" w:type="dxa"/>
-            <w:tcBorders>
-              <w:bottom w:val="single" w:sz="4" w:space="0" w:color="auto"/>
-            </w:tcBorders>
-            <w:vAlign w:val="center"/>
-          </w:tcPr>
-          <w:p>
-            <w:pPr>
-              <w:jc w:val="center"/>
-              <w:rPr>
-                <w:sz w:val="24"/>
-                <w:szCs w:val="24"/>
-              </w:rPr>
-            </w:pPr>
-            <w:r>
-              <w:rPr>
-                <w:sz w:val="24"/>
-                <w:szCs w:val="24"/>
-              </w:rPr>
               <w:t>{{</w:t>
             </w:r>
             <w:r>
@@ -9006,24 +7624,8 @@
                 <w:sz w:val="24"/>
                 <w:szCs w:val="24"/>
               </w:rPr>
-              <w:t xml:space="preserve"> </w:t>
-            </w:r>
-            <w:proofErr w:type="spellStart"/>
-            <w:r>
-              <w:rPr>
-                <w:sz w:val="24"/>
-                <w:szCs w:val="24"/>
-              </w:rPr>
-              <w:t>лодка</w:t>
-            </w:r>
-            <w:r>
-              <w:rPr>
-                <w:sz w:val="24"/>
-                <w:szCs w:val="24"/>
-              </w:rPr>
-              <w:t>.Идентификационный_номер</w:t>
-            </w:r>
-            <w:proofErr w:type="spellEnd"/>
+              <w:t>лодка.Число</w:t>
+            </w:r>
             <w:r>
               <w:rPr>
                 <w:sz w:val="24"/>
@@ -9061,30 +7663,14 @@
                 <w:sz w:val="24"/>
                 <w:szCs w:val="24"/>
               </w:rPr>
-              <w:t xml:space="preserve"> </w:t>
-            </w:r>
-            <w:proofErr w:type="spellStart"/>
-            <w:r>
-              <w:rPr>
-                <w:sz w:val="24"/>
-                <w:szCs w:val="24"/>
-              </w:rPr>
-              <w:t>лодка</w:t>
-            </w:r>
-            <w:r>
-              <w:rPr>
-                <w:sz w:val="24"/>
-                <w:szCs w:val="24"/>
-              </w:rPr>
-              <w:t>.Вид_собственности</w:t>
-            </w:r>
-            <w:proofErr w:type="spellEnd"/>
-            <w:r>
-              <w:rPr>
-                <w:sz w:val="24"/>
-                <w:szCs w:val="24"/>
-              </w:rPr>
-              <w:t>}}</w:t>
+              <w:t xml:space="preserve"> лодка</w:t>
+            </w:r>
+            <w:r>
+              <w:rPr>
+                <w:sz w:val="24"/>
+                <w:szCs w:val="24"/>
+              </w:rPr>
+              <w:t>.Идентификационный_номер}}</w:t>
             </w:r>
           </w:p>
         </w:tc>
@@ -9116,30 +7702,14 @@
                 <w:sz w:val="24"/>
                 <w:szCs w:val="24"/>
               </w:rPr>
-              <w:t xml:space="preserve"> </w:t>
-            </w:r>
-            <w:proofErr w:type="spellStart"/>
-            <w:r>
-              <w:rPr>
-                <w:sz w:val="24"/>
-                <w:szCs w:val="24"/>
-              </w:rPr>
-              <w:t>лодка</w:t>
-            </w:r>
-            <w:r>
-              <w:rPr>
-                <w:sz w:val="24"/>
-                <w:szCs w:val="24"/>
-              </w:rPr>
-              <w:t>.Место_нахождения</w:t>
-            </w:r>
-            <w:proofErr w:type="spellEnd"/>
-            <w:r>
-              <w:rPr>
-                <w:sz w:val="24"/>
-                <w:szCs w:val="24"/>
-              </w:rPr>
-              <w:t>}}</w:t>
+              <w:t xml:space="preserve"> лодка</w:t>
+            </w:r>
+            <w:r>
+              <w:rPr>
+                <w:sz w:val="24"/>
+                <w:szCs w:val="24"/>
+              </w:rPr>
+              <w:t>.Вид_собственности}}</w:t>
             </w:r>
           </w:p>
         </w:tc>
@@ -9171,30 +7741,14 @@
                 <w:sz w:val="24"/>
                 <w:szCs w:val="24"/>
               </w:rPr>
-              <w:t xml:space="preserve"> </w:t>
-            </w:r>
-            <w:proofErr w:type="spellStart"/>
-            <w:r>
-              <w:rPr>
-                <w:sz w:val="24"/>
-                <w:szCs w:val="24"/>
-              </w:rPr>
-              <w:t>лодка</w:t>
-            </w:r>
-            <w:r>
-              <w:rPr>
-                <w:sz w:val="24"/>
-                <w:szCs w:val="24"/>
-              </w:rPr>
-              <w:t>.Стоимость</w:t>
-            </w:r>
-            <w:proofErr w:type="spellEnd"/>
-            <w:r>
-              <w:rPr>
-                <w:sz w:val="24"/>
-                <w:szCs w:val="24"/>
-              </w:rPr>
-              <w:t>}}</w:t>
+              <w:t xml:space="preserve"> лодка</w:t>
+            </w:r>
+            <w:r>
+              <w:rPr>
+                <w:sz w:val="24"/>
+                <w:szCs w:val="24"/>
+              </w:rPr>
+              <w:t>.Место_нахождения}}</w:t>
             </w:r>
           </w:p>
         </w:tc>
@@ -9226,30 +7780,53 @@
                 <w:sz w:val="24"/>
                 <w:szCs w:val="24"/>
               </w:rPr>
-              <w:t xml:space="preserve"> </w:t>
-            </w:r>
-            <w:proofErr w:type="spellStart"/>
-            <w:r>
-              <w:rPr>
-                <w:sz w:val="24"/>
-                <w:szCs w:val="24"/>
-              </w:rPr>
-              <w:t>лодка</w:t>
-            </w:r>
-            <w:r>
-              <w:rPr>
-                <w:sz w:val="24"/>
-                <w:szCs w:val="24"/>
-              </w:rPr>
-              <w:t>.Сведения_о_залоге</w:t>
-            </w:r>
-            <w:proofErr w:type="spellEnd"/>
-            <w:r>
-              <w:rPr>
-                <w:sz w:val="24"/>
-                <w:szCs w:val="24"/>
-              </w:rPr>
-              <w:t>}}</w:t>
+              <w:t xml:space="preserve"> лодка</w:t>
+            </w:r>
+            <w:r>
+              <w:rPr>
+                <w:sz w:val="24"/>
+                <w:szCs w:val="24"/>
+              </w:rPr>
+              <w:t>.Стоимость}}</w:t>
+            </w:r>
+          </w:p>
+        </w:tc>
+        <w:tc>
+          <w:tcPr>
+            <w:tcW w:w="1474" w:type="dxa"/>
+            <w:tcBorders>
+              <w:bottom w:val="single" w:sz="4" w:space="0" w:color="auto"/>
+            </w:tcBorders>
+            <w:vAlign w:val="center"/>
+          </w:tcPr>
+          <w:p>
+            <w:pPr>
+              <w:jc w:val="center"/>
+              <w:rPr>
+                <w:sz w:val="24"/>
+                <w:szCs w:val="24"/>
+              </w:rPr>
+            </w:pPr>
+            <w:r>
+              <w:rPr>
+                <w:sz w:val="24"/>
+                <w:szCs w:val="24"/>
+              </w:rPr>
+              <w:t>{{</w:t>
+            </w:r>
+            <w:r>
+              <w:rPr>
+                <w:sz w:val="24"/>
+                <w:szCs w:val="24"/>
+              </w:rPr>
+              <w:t xml:space="preserve"> лодка</w:t>
+            </w:r>
+            <w:r>
+              <w:rPr>
+                <w:sz w:val="24"/>
+                <w:szCs w:val="24"/>
+              </w:rPr>
+              <w:t>.Сведения_о_залоге}}</w:t>
             </w:r>
           </w:p>
         </w:tc>
@@ -9293,39 +7870,7 @@
                 <w:sz w:val="24"/>
                 <w:szCs w:val="24"/>
               </w:rPr>
-              <w:t>{%</w:t>
-            </w:r>
-            <w:proofErr w:type="spellStart"/>
-            <w:r>
-              <w:rPr>
-                <w:sz w:val="24"/>
-                <w:szCs w:val="24"/>
-              </w:rPr>
-              <w:t>tr</w:t>
-            </w:r>
-            <w:proofErr w:type="spellEnd"/>
-            <w:r>
-              <w:rPr>
-                <w:sz w:val="24"/>
-                <w:szCs w:val="24"/>
-              </w:rPr>
-              <w:t xml:space="preserve"> </w:t>
-            </w:r>
-            <w:proofErr w:type="spellStart"/>
-            <w:r>
-              <w:rPr>
-                <w:sz w:val="24"/>
-                <w:szCs w:val="24"/>
-              </w:rPr>
-              <w:t>endfor</w:t>
-            </w:r>
-            <w:proofErr w:type="spellEnd"/>
-            <w:r>
-              <w:rPr>
-                <w:sz w:val="24"/>
-                <w:szCs w:val="24"/>
-              </w:rPr>
-              <w:t xml:space="preserve"> %}</w:t>
+              <w:t>{%tr endfor %}</w:t>
             </w:r>
           </w:p>
         </w:tc>
@@ -9459,48 +8004,15 @@
                 <w:sz w:val="24"/>
                 <w:szCs w:val="24"/>
               </w:rPr>
-              <w:t>{%</w:t>
-            </w:r>
-            <w:proofErr w:type="spellStart"/>
-            <w:r>
-              <w:rPr>
-                <w:sz w:val="24"/>
-                <w:szCs w:val="24"/>
-              </w:rPr>
-              <w:t>tr</w:t>
-            </w:r>
-            <w:proofErr w:type="spellEnd"/>
-            <w:r>
-              <w:rPr>
-                <w:sz w:val="24"/>
-                <w:szCs w:val="24"/>
-              </w:rPr>
-              <w:t xml:space="preserve"> </w:t>
-            </w:r>
-            <w:proofErr w:type="spellStart"/>
-            <w:r>
-              <w:rPr>
-                <w:sz w:val="24"/>
-                <w:szCs w:val="24"/>
-              </w:rPr>
-              <w:t>for</w:t>
-            </w:r>
-            <w:proofErr w:type="spellEnd"/>
-            <w:r>
-              <w:rPr>
-                <w:sz w:val="24"/>
-                <w:szCs w:val="24"/>
-              </w:rPr>
-              <w:t xml:space="preserve"> </w:t>
-            </w:r>
-            <w:r>
-              <w:rPr>
-                <w:sz w:val="24"/>
-                <w:szCs w:val="24"/>
-              </w:rPr>
-              <w:t xml:space="preserve">самолет </w:t>
-            </w:r>
-            <w:proofErr w:type="spellStart"/>
+              <w:t>{%tr for</w:t>
+            </w:r>
+            <w:r>
+              <w:rPr>
+                <w:sz w:val="24"/>
+                <w:szCs w:val="24"/>
+              </w:rPr>
+              <w:t xml:space="preserve"> самолет </w:t>
+            </w:r>
             <w:r>
               <w:rPr>
                 <w:sz w:val="24"/>
@@ -9508,7 +8020,6 @@
               </w:rPr>
               <w:t>in</w:t>
             </w:r>
-            <w:proofErr w:type="spellEnd"/>
             <w:r>
               <w:rPr>
                 <w:sz w:val="24"/>
@@ -9637,6 +8148,13 @@
                 <w:sz w:val="24"/>
                 <w:szCs w:val="24"/>
               </w:rPr>
+              <w:t>{% vm %}</w:t>
+            </w:r>
+            <w:r>
+              <w:rPr>
+                <w:sz w:val="24"/>
+                <w:szCs w:val="24"/>
+              </w:rPr>
               <w:t>2.6</w:t>
             </w:r>
           </w:p>
@@ -9647,7 +8165,6 @@
             <w:tcBorders>
               <w:bottom w:val="single" w:sz="4" w:space="0" w:color="auto"/>
             </w:tcBorders>
-            <w:vAlign w:val="bottom"/>
           </w:tcPr>
           <w:p>
             <w:pPr>
@@ -9662,6 +8179,13 @@
                 <w:sz w:val="24"/>
                 <w:szCs w:val="24"/>
               </w:rPr>
+              <w:t>{% vm %}</w:t>
+            </w:r>
+            <w:r>
+              <w:rPr>
+                <w:sz w:val="24"/>
+                <w:szCs w:val="24"/>
+              </w:rPr>
               <w:t>Воздушный транспорт</w:t>
             </w:r>
           </w:p>
@@ -9678,31 +8202,6 @@
                 <w:sz w:val="24"/>
                 <w:szCs w:val="24"/>
               </w:rPr>
-              <w:t>1)</w:t>
-            </w:r>
-          </w:p>
-        </w:tc>
-        <w:tc>
-          <w:tcPr>
-            <w:tcW w:w="1474" w:type="dxa"/>
-            <w:tcBorders>
-              <w:bottom w:val="single" w:sz="4" w:space="0" w:color="auto"/>
-            </w:tcBorders>
-            <w:vAlign w:val="center"/>
-          </w:tcPr>
-          <w:p>
-            <w:pPr>
-              <w:jc w:val="center"/>
-              <w:rPr>
-                <w:sz w:val="24"/>
-                <w:szCs w:val="24"/>
-              </w:rPr>
-            </w:pPr>
-            <w:r>
-              <w:rPr>
-                <w:sz w:val="24"/>
-                <w:szCs w:val="24"/>
-              </w:rPr>
               <w:t>{{</w:t>
             </w:r>
             <w:r>
@@ -9710,24 +8209,8 @@
                 <w:sz w:val="24"/>
                 <w:szCs w:val="24"/>
               </w:rPr>
-              <w:t xml:space="preserve"> </w:t>
-            </w:r>
-            <w:proofErr w:type="spellStart"/>
-            <w:r>
-              <w:rPr>
-                <w:sz w:val="24"/>
-                <w:szCs w:val="24"/>
-              </w:rPr>
-              <w:t>самолет</w:t>
-            </w:r>
-            <w:r>
-              <w:rPr>
-                <w:sz w:val="24"/>
-                <w:szCs w:val="24"/>
-              </w:rPr>
-              <w:t>.Идентификационный_номер</w:t>
-            </w:r>
-            <w:proofErr w:type="spellEnd"/>
+              <w:t>самолет.Число</w:t>
+            </w:r>
             <w:r>
               <w:rPr>
                 <w:sz w:val="24"/>
@@ -9765,30 +8248,14 @@
                 <w:sz w:val="24"/>
                 <w:szCs w:val="24"/>
               </w:rPr>
-              <w:t xml:space="preserve"> </w:t>
-            </w:r>
-            <w:proofErr w:type="spellStart"/>
-            <w:r>
-              <w:rPr>
-                <w:sz w:val="24"/>
-                <w:szCs w:val="24"/>
-              </w:rPr>
-              <w:t>самолет</w:t>
-            </w:r>
-            <w:r>
-              <w:rPr>
-                <w:sz w:val="24"/>
-                <w:szCs w:val="24"/>
-              </w:rPr>
-              <w:t>.Вид_собственности</w:t>
-            </w:r>
-            <w:proofErr w:type="spellEnd"/>
-            <w:r>
-              <w:rPr>
-                <w:sz w:val="24"/>
-                <w:szCs w:val="24"/>
-              </w:rPr>
-              <w:t>}}</w:t>
+              <w:t xml:space="preserve"> самолет</w:t>
+            </w:r>
+            <w:r>
+              <w:rPr>
+                <w:sz w:val="24"/>
+                <w:szCs w:val="24"/>
+              </w:rPr>
+              <w:t>.Идентификационный_номер}}</w:t>
             </w:r>
           </w:p>
         </w:tc>
@@ -9820,30 +8287,14 @@
                 <w:sz w:val="24"/>
                 <w:szCs w:val="24"/>
               </w:rPr>
-              <w:t xml:space="preserve"> </w:t>
-            </w:r>
-            <w:proofErr w:type="spellStart"/>
-            <w:r>
-              <w:rPr>
-                <w:sz w:val="24"/>
-                <w:szCs w:val="24"/>
-              </w:rPr>
-              <w:t>самолет</w:t>
-            </w:r>
-            <w:r>
-              <w:rPr>
-                <w:sz w:val="24"/>
-                <w:szCs w:val="24"/>
-              </w:rPr>
-              <w:t>.Место_нахождения</w:t>
-            </w:r>
-            <w:proofErr w:type="spellEnd"/>
-            <w:r>
-              <w:rPr>
-                <w:sz w:val="24"/>
-                <w:szCs w:val="24"/>
-              </w:rPr>
-              <w:t>}}</w:t>
+              <w:t xml:space="preserve"> самолет</w:t>
+            </w:r>
+            <w:r>
+              <w:rPr>
+                <w:sz w:val="24"/>
+                <w:szCs w:val="24"/>
+              </w:rPr>
+              <w:t>.Вид_собственности}}</w:t>
             </w:r>
           </w:p>
         </w:tc>
@@ -9875,30 +8326,14 @@
                 <w:sz w:val="24"/>
                 <w:szCs w:val="24"/>
               </w:rPr>
-              <w:t xml:space="preserve"> </w:t>
-            </w:r>
-            <w:proofErr w:type="spellStart"/>
-            <w:r>
-              <w:rPr>
-                <w:sz w:val="24"/>
-                <w:szCs w:val="24"/>
-              </w:rPr>
-              <w:t>самолет</w:t>
-            </w:r>
-            <w:r>
-              <w:rPr>
-                <w:sz w:val="24"/>
-                <w:szCs w:val="24"/>
-              </w:rPr>
-              <w:t>.Стоимость</w:t>
-            </w:r>
-            <w:proofErr w:type="spellEnd"/>
-            <w:r>
-              <w:rPr>
-                <w:sz w:val="24"/>
-                <w:szCs w:val="24"/>
-              </w:rPr>
-              <w:t>}}</w:t>
+              <w:t xml:space="preserve"> самолет</w:t>
+            </w:r>
+            <w:r>
+              <w:rPr>
+                <w:sz w:val="24"/>
+                <w:szCs w:val="24"/>
+              </w:rPr>
+              <w:t>.Место_нахождения}}</w:t>
             </w:r>
           </w:p>
         </w:tc>
@@ -9930,30 +8365,53 @@
                 <w:sz w:val="24"/>
                 <w:szCs w:val="24"/>
               </w:rPr>
-              <w:t xml:space="preserve"> </w:t>
-            </w:r>
-            <w:proofErr w:type="spellStart"/>
-            <w:r>
-              <w:rPr>
-                <w:sz w:val="24"/>
-                <w:szCs w:val="24"/>
-              </w:rPr>
-              <w:t>самолет</w:t>
-            </w:r>
-            <w:r>
-              <w:rPr>
-                <w:sz w:val="24"/>
-                <w:szCs w:val="24"/>
-              </w:rPr>
-              <w:t>.Сведения_о_залоге</w:t>
-            </w:r>
-            <w:proofErr w:type="spellEnd"/>
-            <w:r>
-              <w:rPr>
-                <w:sz w:val="24"/>
-                <w:szCs w:val="24"/>
-              </w:rPr>
-              <w:t>}}</w:t>
+              <w:t xml:space="preserve"> самолет</w:t>
+            </w:r>
+            <w:r>
+              <w:rPr>
+                <w:sz w:val="24"/>
+                <w:szCs w:val="24"/>
+              </w:rPr>
+              <w:t>.Стоимость}}</w:t>
+            </w:r>
+          </w:p>
+        </w:tc>
+        <w:tc>
+          <w:tcPr>
+            <w:tcW w:w="1474" w:type="dxa"/>
+            <w:tcBorders>
+              <w:bottom w:val="single" w:sz="4" w:space="0" w:color="auto"/>
+            </w:tcBorders>
+            <w:vAlign w:val="center"/>
+          </w:tcPr>
+          <w:p>
+            <w:pPr>
+              <w:jc w:val="center"/>
+              <w:rPr>
+                <w:sz w:val="24"/>
+                <w:szCs w:val="24"/>
+              </w:rPr>
+            </w:pPr>
+            <w:r>
+              <w:rPr>
+                <w:sz w:val="24"/>
+                <w:szCs w:val="24"/>
+              </w:rPr>
+              <w:t>{{</w:t>
+            </w:r>
+            <w:r>
+              <w:rPr>
+                <w:sz w:val="24"/>
+                <w:szCs w:val="24"/>
+              </w:rPr>
+              <w:t xml:space="preserve"> самолет</w:t>
+            </w:r>
+            <w:r>
+              <w:rPr>
+                <w:sz w:val="24"/>
+                <w:szCs w:val="24"/>
+              </w:rPr>
+              <w:t>.Сведения_о_залоге}}</w:t>
             </w:r>
           </w:p>
         </w:tc>
@@ -9997,39 +8455,7 @@
                 <w:sz w:val="24"/>
                 <w:szCs w:val="24"/>
               </w:rPr>
-              <w:t>{%</w:t>
-            </w:r>
-            <w:proofErr w:type="spellStart"/>
-            <w:r>
-              <w:rPr>
-                <w:sz w:val="24"/>
-                <w:szCs w:val="24"/>
-              </w:rPr>
-              <w:t>tr</w:t>
-            </w:r>
-            <w:proofErr w:type="spellEnd"/>
-            <w:r>
-              <w:rPr>
-                <w:sz w:val="24"/>
-                <w:szCs w:val="24"/>
-              </w:rPr>
-              <w:t xml:space="preserve"> </w:t>
-            </w:r>
-            <w:proofErr w:type="spellStart"/>
-            <w:r>
-              <w:rPr>
-                <w:sz w:val="24"/>
-                <w:szCs w:val="24"/>
-              </w:rPr>
-              <w:t>endfor</w:t>
-            </w:r>
-            <w:proofErr w:type="spellEnd"/>
-            <w:r>
-              <w:rPr>
-                <w:sz w:val="24"/>
-                <w:szCs w:val="24"/>
-              </w:rPr>
-              <w:t xml:space="preserve"> %}</w:t>
+              <w:t>{%tr endfor %}</w:t>
             </w:r>
           </w:p>
         </w:tc>
@@ -10180,23 +8606,7 @@
                 <w:szCs w:val="24"/>
                 <w:lang w:val="en-US"/>
               </w:rPr>
-              <w:t xml:space="preserve"> </w:t>
-            </w:r>
-            <w:r>
-              <w:rPr>
-                <w:sz w:val="24"/>
-                <w:szCs w:val="24"/>
-                <w:lang w:val="en-US"/>
-              </w:rPr>
-              <w:t>in</w:t>
-            </w:r>
-            <w:r>
-              <w:rPr>
-                <w:sz w:val="24"/>
-                <w:szCs w:val="24"/>
-                <w:lang w:val="en-US"/>
-              </w:rPr>
-              <w:t xml:space="preserve"> </w:t>
+              <w:t xml:space="preserve"> in </w:t>
             </w:r>
             <w:r>
               <w:rPr>
@@ -10329,14 +8739,13 @@
                 <w:sz w:val="24"/>
                 <w:szCs w:val="24"/>
               </w:rPr>
-              <w:t>2.7</w:t>
+              <w:t>{% vm %}2.7</w:t>
             </w:r>
           </w:p>
         </w:tc>
         <w:tc>
           <w:tcPr>
             <w:tcW w:w="2381" w:type="dxa"/>
-            <w:vAlign w:val="bottom"/>
           </w:tcPr>
           <w:p>
             <w:pPr>
@@ -10351,7 +8760,7 @@
                 <w:sz w:val="24"/>
                 <w:szCs w:val="24"/>
               </w:rPr>
-              <w:t>Иные транспортные средства:</w:t>
+              <w:t>{% vm %}Иные транспортные средства:</w:t>
             </w:r>
           </w:p>
           <w:p>
@@ -10367,31 +8776,44 @@
                 <w:sz w:val="24"/>
                 <w:szCs w:val="24"/>
               </w:rPr>
-              <w:t>1)</w:t>
-            </w:r>
-          </w:p>
-        </w:tc>
-        <w:tc>
-          <w:tcPr>
-            <w:tcW w:w="1474" w:type="dxa"/>
-            <w:vAlign w:val="center"/>
-          </w:tcPr>
-          <w:p>
-            <w:pPr>
-              <w:jc w:val="center"/>
-              <w:rPr>
-                <w:sz w:val="24"/>
-                <w:szCs w:val="24"/>
-              </w:rPr>
-            </w:pPr>
-            <w:r>
-              <w:rPr>
-                <w:sz w:val="24"/>
-                <w:szCs w:val="24"/>
-              </w:rPr>
               <w:t>{{</w:t>
             </w:r>
-            <w:proofErr w:type="spellStart"/>
+            <w:r>
+              <w:rPr>
+                <w:sz w:val="24"/>
+                <w:szCs w:val="24"/>
+              </w:rPr>
+              <w:t>другое.Число</w:t>
+            </w:r>
+            <w:r>
+              <w:rPr>
+                <w:sz w:val="24"/>
+                <w:szCs w:val="24"/>
+              </w:rPr>
+              <w:t>}}</w:t>
+            </w:r>
+          </w:p>
+        </w:tc>
+        <w:tc>
+          <w:tcPr>
+            <w:tcW w:w="1474" w:type="dxa"/>
+            <w:vAlign w:val="center"/>
+          </w:tcPr>
+          <w:p>
+            <w:pPr>
+              <w:jc w:val="center"/>
+              <w:rPr>
+                <w:sz w:val="24"/>
+                <w:szCs w:val="24"/>
+              </w:rPr>
+            </w:pPr>
+            <w:r>
+              <w:rPr>
+                <w:sz w:val="24"/>
+                <w:szCs w:val="24"/>
+              </w:rPr>
+              <w:t>{{</w:t>
+            </w:r>
             <w:r>
               <w:rPr>
                 <w:sz w:val="24"/>
@@ -10404,15 +8826,7 @@
                 <w:sz w:val="24"/>
                 <w:szCs w:val="24"/>
               </w:rPr>
-              <w:t>.Идентификационный_номер</w:t>
-            </w:r>
-            <w:proofErr w:type="spellEnd"/>
-            <w:r>
-              <w:rPr>
-                <w:sz w:val="24"/>
-                <w:szCs w:val="24"/>
-              </w:rPr>
-              <w:t>}}</w:t>
+              <w:t>.Идентификационный_номер}}</w:t>
             </w:r>
           </w:p>
         </w:tc>
@@ -10436,7 +8850,6 @@
               </w:rPr>
               <w:t>{{</w:t>
             </w:r>
-            <w:proofErr w:type="spellStart"/>
             <w:r>
               <w:rPr>
                 <w:sz w:val="24"/>
@@ -10449,15 +8862,7 @@
                 <w:sz w:val="24"/>
                 <w:szCs w:val="24"/>
               </w:rPr>
-              <w:t>.Вид_собственности</w:t>
-            </w:r>
-            <w:proofErr w:type="spellEnd"/>
-            <w:r>
-              <w:rPr>
-                <w:sz w:val="24"/>
-                <w:szCs w:val="24"/>
-              </w:rPr>
-              <w:t>}}</w:t>
+              <w:t>.Вид_собственности}}</w:t>
             </w:r>
           </w:p>
         </w:tc>
@@ -10481,7 +8886,6 @@
               </w:rPr>
               <w:t>{{</w:t>
             </w:r>
-            <w:proofErr w:type="spellStart"/>
             <w:r>
               <w:rPr>
                 <w:sz w:val="24"/>
@@ -10494,15 +8898,7 @@
                 <w:sz w:val="24"/>
                 <w:szCs w:val="24"/>
               </w:rPr>
-              <w:t>.Место_нахождения</w:t>
-            </w:r>
-            <w:proofErr w:type="spellEnd"/>
-            <w:r>
-              <w:rPr>
-                <w:sz w:val="24"/>
-                <w:szCs w:val="24"/>
-              </w:rPr>
-              <w:t>}}</w:t>
+              <w:t>.Место_нахождения}}</w:t>
             </w:r>
           </w:p>
         </w:tc>
@@ -10526,7 +8922,6 @@
               </w:rPr>
               <w:t>{{</w:t>
             </w:r>
-            <w:proofErr w:type="spellStart"/>
             <w:r>
               <w:rPr>
                 <w:sz w:val="24"/>
@@ -10539,15 +8934,7 @@
                 <w:sz w:val="24"/>
                 <w:szCs w:val="24"/>
               </w:rPr>
-              <w:t>.Стоимость</w:t>
-            </w:r>
-            <w:proofErr w:type="spellEnd"/>
-            <w:r>
-              <w:rPr>
-                <w:sz w:val="24"/>
-                <w:szCs w:val="24"/>
-              </w:rPr>
-              <w:t>}}</w:t>
+              <w:t>.Стоимость}}</w:t>
             </w:r>
           </w:p>
         </w:tc>
@@ -10571,7 +8958,6 @@
               </w:rPr>
               <w:t>{{</w:t>
             </w:r>
-            <w:proofErr w:type="spellStart"/>
             <w:r>
               <w:rPr>
                 <w:sz w:val="24"/>
@@ -10584,15 +8970,7 @@
                 <w:sz w:val="24"/>
                 <w:szCs w:val="24"/>
               </w:rPr>
-              <w:t>.Сведения_о_залоге</w:t>
-            </w:r>
-            <w:proofErr w:type="spellEnd"/>
-            <w:r>
-              <w:rPr>
-                <w:sz w:val="24"/>
-                <w:szCs w:val="24"/>
-              </w:rPr>
-              <w:t>}}</w:t>
+              <w:t>.Сведения_о_залоге}}</w:t>
             </w:r>
           </w:p>
         </w:tc>
@@ -10636,39 +9014,7 @@
                 <w:sz w:val="24"/>
                 <w:szCs w:val="24"/>
               </w:rPr>
-              <w:t>{%</w:t>
-            </w:r>
-            <w:proofErr w:type="spellStart"/>
-            <w:r>
-              <w:rPr>
-                <w:sz w:val="24"/>
-                <w:szCs w:val="24"/>
-              </w:rPr>
-              <w:t>tr</w:t>
-            </w:r>
-            <w:proofErr w:type="spellEnd"/>
-            <w:r>
-              <w:rPr>
-                <w:sz w:val="24"/>
-                <w:szCs w:val="24"/>
-              </w:rPr>
-              <w:t xml:space="preserve"> </w:t>
-            </w:r>
-            <w:proofErr w:type="spellStart"/>
-            <w:r>
-              <w:rPr>
-                <w:sz w:val="24"/>
-                <w:szCs w:val="24"/>
-              </w:rPr>
-              <w:t>endfor</w:t>
-            </w:r>
-            <w:proofErr w:type="spellEnd"/>
-            <w:r>
-              <w:rPr>
-                <w:sz w:val="24"/>
-                <w:szCs w:val="24"/>
-              </w:rPr>
-              <w:t xml:space="preserve"> %}</w:t>
+              <w:t>{%tr endfor %}</w:t>
             </w:r>
           </w:p>
         </w:tc>
@@ -11103,23 +9449,7 @@
                 <w:sz w:val="24"/>
                 <w:szCs w:val="24"/>
               </w:rPr>
-              <w:t>{{</w:t>
-            </w:r>
-            <w:proofErr w:type="spellStart"/>
-            <w:r>
-              <w:rPr>
-                <w:sz w:val="24"/>
-                <w:szCs w:val="24"/>
-              </w:rPr>
-              <w:t>счет.счета_пп</w:t>
-            </w:r>
-            <w:proofErr w:type="spellEnd"/>
-            <w:r>
-              <w:rPr>
-                <w:sz w:val="24"/>
-                <w:szCs w:val="24"/>
-              </w:rPr>
-              <w:t>}}</w:t>
+              <w:t>{{счет.счета_пп}}</w:t>
             </w:r>
           </w:p>
         </w:tc>
@@ -11163,23 +9493,7 @@
                 <w:sz w:val="24"/>
                 <w:szCs w:val="24"/>
               </w:rPr>
-              <w:t>{{</w:t>
-            </w:r>
-            <w:proofErr w:type="spellStart"/>
-            <w:r>
-              <w:rPr>
-                <w:sz w:val="24"/>
-                <w:szCs w:val="24"/>
-              </w:rPr>
-              <w:t>счет.Вид_счета</w:t>
-            </w:r>
-            <w:proofErr w:type="spellEnd"/>
-            <w:r>
-              <w:rPr>
-                <w:sz w:val="24"/>
-                <w:szCs w:val="24"/>
-              </w:rPr>
-              <w:t>}}</w:t>
+              <w:t>{{счет.Вид_счета}}</w:t>
             </w:r>
           </w:p>
         </w:tc>
@@ -11201,23 +9515,7 @@
                 <w:sz w:val="24"/>
                 <w:szCs w:val="24"/>
               </w:rPr>
-              <w:t>{{</w:t>
-            </w:r>
-            <w:proofErr w:type="spellStart"/>
-            <w:r>
-              <w:rPr>
-                <w:sz w:val="24"/>
-                <w:szCs w:val="24"/>
-              </w:rPr>
-              <w:t>счет.Дата_открытия_счета</w:t>
-            </w:r>
-            <w:proofErr w:type="spellEnd"/>
-            <w:r>
-              <w:rPr>
-                <w:sz w:val="24"/>
-                <w:szCs w:val="24"/>
-              </w:rPr>
-              <w:t>}}</w:t>
+              <w:t>{{счет.Дата_открытия_счета}}</w:t>
             </w:r>
           </w:p>
         </w:tc>
@@ -11239,23 +9537,7 @@
                 <w:sz w:val="24"/>
                 <w:szCs w:val="24"/>
               </w:rPr>
-              <w:t>{{</w:t>
-            </w:r>
-            <w:proofErr w:type="spellStart"/>
-            <w:r>
-              <w:rPr>
-                <w:sz w:val="24"/>
-                <w:szCs w:val="24"/>
-              </w:rPr>
-              <w:t>счет.Остаток_на_счете</w:t>
-            </w:r>
-            <w:proofErr w:type="spellEnd"/>
-            <w:r>
-              <w:rPr>
-                <w:sz w:val="24"/>
-                <w:szCs w:val="24"/>
-              </w:rPr>
-              <w:t>}}</w:t>
+              <w:t>{{счет.Остаток_на_счете}}</w:t>
             </w:r>
           </w:p>
         </w:tc>
@@ -11278,39 +9560,7 @@
                 <w:sz w:val="24"/>
                 <w:szCs w:val="24"/>
               </w:rPr>
-              <w:t>{%</w:t>
-            </w:r>
-            <w:proofErr w:type="spellStart"/>
-            <w:r>
-              <w:rPr>
-                <w:sz w:val="24"/>
-                <w:szCs w:val="24"/>
-              </w:rPr>
-              <w:t>tr</w:t>
-            </w:r>
-            <w:proofErr w:type="spellEnd"/>
-            <w:r>
-              <w:rPr>
-                <w:sz w:val="24"/>
-                <w:szCs w:val="24"/>
-              </w:rPr>
-              <w:t xml:space="preserve"> </w:t>
-            </w:r>
-            <w:proofErr w:type="spellStart"/>
-            <w:r>
-              <w:rPr>
-                <w:sz w:val="24"/>
-                <w:szCs w:val="24"/>
-              </w:rPr>
-              <w:t>endfor</w:t>
-            </w:r>
-            <w:proofErr w:type="spellEnd"/>
-            <w:r>
-              <w:rPr>
-                <w:sz w:val="24"/>
-                <w:szCs w:val="24"/>
-              </w:rPr>
-              <w:t xml:space="preserve"> %}</w:t>
+              <w:t>{%tr endfor %}</w:t>
             </w:r>
           </w:p>
         </w:tc>
@@ -11547,23 +9797,7 @@
                 <w:sz w:val="24"/>
                 <w:szCs w:val="24"/>
               </w:rPr>
-              <w:t xml:space="preserve">Уставный, складочный капитал, </w:t>
-            </w:r>
-            <w:proofErr w:type="spellStart"/>
-            <w:r>
-              <w:rPr>
-                <w:sz w:val="24"/>
-                <w:szCs w:val="24"/>
-              </w:rPr>
-              <w:t>паевый</w:t>
-            </w:r>
-            <w:proofErr w:type="spellEnd"/>
-            <w:r>
-              <w:rPr>
-                <w:sz w:val="24"/>
-                <w:szCs w:val="24"/>
-              </w:rPr>
-              <w:t xml:space="preserve"> фонд </w:t>
+              <w:t>Уставный, складочный капитал, паевый фонд </w:t>
             </w:r>
             <w:r>
               <w:rPr>
@@ -13878,7 +12112,6 @@
               </w:rPr>
               <w:t>{{</w:t>
             </w:r>
-            <w:proofErr w:type="spellStart"/>
             <w:r>
               <w:rPr>
                 <w:sz w:val="24"/>
@@ -13886,7 +12119,6 @@
               </w:rPr>
               <w:t>АДень</w:t>
             </w:r>
-            <w:proofErr w:type="spellEnd"/>
             <w:r>
               <w:rPr>
                 <w:sz w:val="24"/>
@@ -13952,7 +12184,6 @@
               </w:rPr>
               <w:t>{{</w:t>
             </w:r>
-            <w:proofErr w:type="spellStart"/>
             <w:r>
               <w:rPr>
                 <w:sz w:val="24"/>
@@ -13960,7 +12191,6 @@
               </w:rPr>
               <w:t>АМесяц</w:t>
             </w:r>
-            <w:proofErr w:type="spellEnd"/>
             <w:r>
               <w:rPr>
                 <w:sz w:val="24"/>
@@ -14027,7 +12257,6 @@
               </w:rPr>
               <w:t>{{</w:t>
             </w:r>
-            <w:proofErr w:type="spellStart"/>
             <w:r>
               <w:rPr>
                 <w:sz w:val="24"/>
@@ -14035,7 +12264,6 @@
               </w:rPr>
               <w:t>ААГод</w:t>
             </w:r>
-            <w:proofErr w:type="spellEnd"/>
             <w:r>
               <w:rPr>
                 <w:sz w:val="24"/>
@@ -15594,7 +13822,6 @@
     <w:basedOn w:val="a0"/>
     <w:link w:val="a7"/>
     <w:uiPriority w:val="99"/>
-    <w:semiHidden/>
     <w:rPr>
       <w:rFonts w:ascii="Times New Roman" w:hAnsi="Times New Roman" w:cs="Times New Roman"/>
       <w:sz w:val="20"/>
